--- a/affidexlab/new/docs/launch/DECAFLOW_TECH_TEAM_LAUNCH_AND_ARCHITECTURE_BRIEF.docx
+++ b/affidexlab/new/docs/launch/DECAFLOW_TECH_TEAM_LAUNCH_AND_ARCHITECTURE_BRIEF.docx
@@ -4003,7 +4003,6 @@
     </w:p>
     <w:p>
       <w:pPr>
-        <w:spacing w:before="80" w:after="80"/>
         <w:ind w:left="360"/>
       </w:pPr>
       <w:r>
@@ -4020,7 +4019,6 @@
     </w:p>
     <w:p>
       <w:pPr>
-        <w:spacing w:before="80" w:after="80"/>
         <w:ind w:left="360"/>
       </w:pPr>
       <w:r>
@@ -4033,6 +4031,738 @@
     <w:p>
       <w:r>
         <w:t>That second statement becomes defensible only after the coverage dashboard shows large, diverse, continuously refreshed datasets across sanctions, mixers, scam/phishing, darknet/ransomware, exploit/stolen-fund, high-risk-service, and customer-verified case categories.</w:t>
+      </w:r>
+    </w:p>
+    <w:p>
+      <w:pPr>
+        <w:pStyle w:val="Heading1"/>
+      </w:pPr>
+      <w:r>
+        <w:t>DecaFlow Institutional compliance suite — 2026-08-09</w:t>
+      </w:r>
+    </w:p>
+    <w:p>
+      <w:r>
+        <w:t>Per the strategic roadmap (Pivot 3), DecaFlow Institutional is the compliance layer for RWA issuers, not an RWA issuer itself. DecaFlow provides three pillars as a product:</w:t>
+      </w:r>
+    </w:p>
+    <w:p>
+      <w:pPr>
+        <w:pStyle w:val="ListNumber"/>
+      </w:pPr>
+      <w:r>
+        <w:rPr>
+          <w:b/>
+        </w:rPr>
+        <w:t>On-chain identity verification (ZK-KYC).</w:t>
+      </w:r>
+      <w:r>
+        <w:t xml:space="preserve"> DecaFlow issues identity attestations (</w:t>
+      </w:r>
+      <w:r>
+        <w:rPr>
+          <w:rFonts w:ascii="Courier New" w:hAnsi="Courier New"/>
+          <w:sz w:val="18"/>
+        </w:rPr>
+        <w:t>institutional_identity_attestations</w:t>
+      </w:r>
+      <w:r>
+        <w:t xml:space="preserve">): KYC status, jurisdiction eligibility, accreditation status, and an evidence hash that anchors the off-chain record. The evidence hash goes on-chain through </w:t>
+      </w:r>
+      <w:r>
+        <w:rPr>
+          <w:rFonts w:ascii="Courier New" w:hAnsi="Courier New"/>
+          <w:sz w:val="18"/>
+        </w:rPr>
+        <w:t>IdentityRegistry.setIdentity</w:t>
+      </w:r>
+      <w:r>
+        <w:t xml:space="preserve">; raw KYC evidence never does. </w:t>
+      </w:r>
+      <w:r>
+        <w:rPr>
+          <w:rFonts w:ascii="Courier New" w:hAnsi="Courier New"/>
+          <w:sz w:val="18"/>
+        </w:rPr>
+        <w:t>ZKIdentityGate.sol</w:t>
+      </w:r>
+      <w:r>
+        <w:t xml:space="preserve"> provides privacy-preserving group-membership verification with proof-to-wallet binding.</w:t>
+      </w:r>
+    </w:p>
+    <w:p>
+      <w:pPr>
+        <w:pStyle w:val="ListNumber"/>
+      </w:pPr>
+      <w:r>
+        <w:rPr>
+          <w:b/>
+        </w:rPr>
+        <w:t>Automated accredited-investor compliance checks.</w:t>
+      </w:r>
+      <w:r>
+        <w:t xml:space="preserve"> </w:t>
+      </w:r>
+      <w:r>
+        <w:rPr>
+          <w:rFonts w:ascii="Courier New" w:hAnsi="Courier New"/>
+          <w:sz w:val="18"/>
+        </w:rPr>
+        <w:t>POST /v1/institutional/compliance/check-investor</w:t>
+      </w:r>
+      <w:r>
+        <w:t xml:space="preserve"> combines the wallet's DecaFlow attestation (KYC approved, jurisdiction-eligible, accredited, unexpired, unrevoked) with a live DecaFlow internal risk screen (sanctions/mixer/scam/graph exposure) and returns APPROVE / REVIEW / REJECT with reasons. Every check is recorded in </w:t>
+      </w:r>
+      <w:r>
+        <w:rPr>
+          <w:rFonts w:ascii="Courier New" w:hAnsi="Courier New"/>
+          <w:sz w:val="18"/>
+        </w:rPr>
+        <w:t>institutional_investor_checks</w:t>
+      </w:r>
+      <w:r>
+        <w:t xml:space="preserve"> as the issuer's compliance evidence trail.</w:t>
+      </w:r>
+    </w:p>
+    <w:p>
+      <w:pPr>
+        <w:pStyle w:val="ListNumber"/>
+      </w:pPr>
+      <w:r>
+        <w:rPr>
+          <w:b/>
+        </w:rPr>
+        <w:t>Pre-audited smart contract templates.</w:t>
+      </w:r>
+      <w:r>
+        <w:t xml:space="preserve"> </w:t>
+      </w:r>
+      <w:r>
+        <w:rPr>
+          <w:rFonts w:ascii="Courier New" w:hAnsi="Courier New"/>
+          <w:sz w:val="18"/>
+        </w:rPr>
+        <w:t>GET /v1/institutional/templates</w:t>
+      </w:r>
+      <w:r>
+        <w:t xml:space="preserve"> serves the template catalog (</w:t>
+      </w:r>
+      <w:r>
+        <w:rPr>
+          <w:rFonts w:ascii="Courier New" w:hAnsi="Courier New"/>
+          <w:sz w:val="18"/>
+        </w:rPr>
+        <w:t>institutional_contract_templates</w:t>
+      </w:r>
+      <w:r>
+        <w:t>): IdentityRegistry, ComplianceRules, RiskOracle, RWAToken, and ZKIdentityGate — Guardian audit findings addressed, 53-test regression suite passing, with a final pre-deployment re-review required per issuer engagement.</w:t>
+      </w:r>
+    </w:p>
+    <w:p>
+      <w:r>
+        <w:t xml:space="preserve">Issuer API surface (org API key scopes </w:t>
+      </w:r>
+      <w:r>
+        <w:rPr>
+          <w:rFonts w:ascii="Courier New" w:hAnsi="Courier New"/>
+          <w:sz w:val="18"/>
+        </w:rPr>
+        <w:t>institutional:attest</w:t>
+      </w:r>
+      <w:r>
+        <w:t xml:space="preserve"> / </w:t>
+      </w:r>
+      <w:r>
+        <w:rPr>
+          <w:rFonts w:ascii="Courier New" w:hAnsi="Courier New"/>
+          <w:sz w:val="18"/>
+        </w:rPr>
+        <w:t>institutional:check</w:t>
+      </w:r>
+      <w:r>
+        <w:t xml:space="preserve">, or admin scope </w:t>
+      </w:r>
+      <w:r>
+        <w:rPr>
+          <w:rFonts w:ascii="Courier New" w:hAnsi="Courier New"/>
+          <w:sz w:val="18"/>
+        </w:rPr>
+        <w:t>institutional:admin</w:t>
+      </w:r>
+      <w:r>
+        <w:t>):</w:t>
+      </w:r>
+    </w:p>
+    <w:p>
+      <w:pPr>
+        <w:pStyle w:val="ListBullet"/>
+      </w:pPr>
+      <w:r>
+        <w:rPr>
+          <w:rFonts w:ascii="Courier New" w:hAnsi="Courier New"/>
+          <w:sz w:val="18"/>
+        </w:rPr>
+        <w:t>POST /v1/institutional/identity/attestations</w:t>
+      </w:r>
+      <w:r>
+        <w:t xml:space="preserve"> — record/update a wallet attestation; returns the evidence hash for the on-chain commitment.</w:t>
+      </w:r>
+    </w:p>
+    <w:p>
+      <w:pPr>
+        <w:pStyle w:val="ListBullet"/>
+      </w:pPr>
+      <w:r>
+        <w:rPr>
+          <w:rFonts w:ascii="Courier New" w:hAnsi="Courier New"/>
+          <w:sz w:val="18"/>
+        </w:rPr>
+        <w:t>GET /v1/institutional/identity/attestations/:chain/:wallet</w:t>
+      </w:r>
+      <w:r>
+        <w:t xml:space="preserve"> — attestation status.</w:t>
+      </w:r>
+    </w:p>
+    <w:p>
+      <w:pPr>
+        <w:pStyle w:val="ListBullet"/>
+      </w:pPr>
+      <w:r>
+        <w:rPr>
+          <w:rFonts w:ascii="Courier New" w:hAnsi="Courier New"/>
+          <w:sz w:val="18"/>
+        </w:rPr>
+        <w:t>DELETE /v1/institutional/identity/attestations/:chain/:wallet</w:t>
+      </w:r>
+      <w:r>
+        <w:t xml:space="preserve"> — revoke.</w:t>
+      </w:r>
+    </w:p>
+    <w:p>
+      <w:pPr>
+        <w:pStyle w:val="ListBullet"/>
+      </w:pPr>
+      <w:r>
+        <w:rPr>
+          <w:rFonts w:ascii="Courier New" w:hAnsi="Courier New"/>
+          <w:sz w:val="18"/>
+        </w:rPr>
+        <w:t>POST /v1/institutional/compliance/check-investor</w:t>
+      </w:r>
+      <w:r>
+        <w:t xml:space="preserve"> — automated accredited-investor eligibility decision.</w:t>
+      </w:r>
+    </w:p>
+    <w:p>
+      <w:pPr>
+        <w:pStyle w:val="ListBullet"/>
+      </w:pPr>
+      <w:r>
+        <w:rPr>
+          <w:rFonts w:ascii="Courier New" w:hAnsi="Courier New"/>
+          <w:sz w:val="18"/>
+        </w:rPr>
+        <w:t>POST /v1/institutional/identity/evidence-hash</w:t>
+      </w:r>
+      <w:r>
+        <w:t xml:space="preserve"> — compute an evidence hash without storing.</w:t>
+      </w:r>
+    </w:p>
+    <w:p>
+      <w:pPr>
+        <w:pStyle w:val="ListBullet"/>
+      </w:pPr>
+      <w:r>
+        <w:rPr>
+          <w:rFonts w:ascii="Courier New" w:hAnsi="Courier New"/>
+          <w:sz w:val="18"/>
+        </w:rPr>
+        <w:t>GET /v1/institutional/templates</w:t>
+      </w:r>
+      <w:r>
+        <w:t xml:space="preserve"> — public template catalog.</w:t>
+      </w:r>
+    </w:p>
+    <w:p>
+      <w:r>
+        <w:t>Positioning note: DecaFlow sells this suite to issuers. Each issuer still owns its securities-law obligations for its own offering; DecaFlow provides the identity, compliance-check, and contract infrastructure they build on.</w:t>
+      </w:r>
+    </w:p>
+    <w:p>
+      <w:pPr>
+        <w:pStyle w:val="Heading1"/>
+      </w:pPr>
+      <w:r>
+        <w:t>Product manuals and operator runbooks — 2026-08-09</w:t>
+      </w:r>
+    </w:p>
+    <w:p>
+      <w:pPr>
+        <w:pStyle w:val="Heading2"/>
+      </w:pPr>
+      <w:r>
+        <w:t>Product renaming note</w:t>
+      </w:r>
+    </w:p>
+    <w:p>
+      <w:r>
+        <w:t xml:space="preserve">The Agents product is publicly branded </w:t>
+      </w:r>
+      <w:r>
+        <w:rPr>
+          <w:b/>
+        </w:rPr>
+        <w:t>DecaFlow Autopilot (Agentic Compliance)</w:t>
+      </w:r>
+      <w:r>
+        <w:t xml:space="preserve">. The URL stays </w:t>
+      </w:r>
+      <w:r>
+        <w:rPr>
+          <w:rFonts w:ascii="Courier New" w:hAnsi="Courier New"/>
+          <w:sz w:val="18"/>
+        </w:rPr>
+        <w:t>/agents</w:t>
+      </w:r>
+      <w:r>
+        <w:t xml:space="preserve"> and the API stays </w:t>
+      </w:r>
+      <w:r>
+        <w:rPr>
+          <w:rFonts w:ascii="Courier New" w:hAnsi="Courier New"/>
+          <w:sz w:val="18"/>
+        </w:rPr>
+        <w:t>/v1/agents/*</w:t>
+      </w:r>
+      <w:r>
+        <w:t xml:space="preserve"> for compatibility; only display naming changed.</w:t>
+      </w:r>
+    </w:p>
+    <w:p>
+      <w:pPr>
+        <w:pStyle w:val="Heading2"/>
+      </w:pPr>
+      <w:r>
+        <w:t>Customer portal</w:t>
+      </w:r>
+    </w:p>
+    <w:p>
+      <w:r>
+        <w:t xml:space="preserve">Customers log in at </w:t>
+      </w:r>
+      <w:r>
+        <w:rPr>
+          <w:rFonts w:ascii="Courier New" w:hAnsi="Courier New"/>
+          <w:sz w:val="18"/>
+        </w:rPr>
+        <w:t>/login</w:t>
+      </w:r>
+      <w:r>
+        <w:t xml:space="preserve"> with an email magic link (no passwords). After login, </w:t>
+      </w:r>
+      <w:r>
+        <w:rPr>
+          <w:rFonts w:ascii="Courier New" w:hAnsi="Courier New"/>
+          <w:sz w:val="18"/>
+        </w:rPr>
+        <w:t>/account</w:t>
+      </w:r>
+      <w:r>
+        <w:t xml:space="preserve"> shows their organization, team members, and self-service API keys (create/revoke), plus links to every product. Sessions last 30 days. Backend: </w:t>
+      </w:r>
+      <w:r>
+        <w:rPr>
+          <w:rFonts w:ascii="Courier New" w:hAnsi="Courier New"/>
+          <w:sz w:val="18"/>
+        </w:rPr>
+        <w:t>/v1/org-auth/magic-link/request</w:t>
+      </w:r>
+      <w:r>
+        <w:t xml:space="preserve">, </w:t>
+      </w:r>
+      <w:r>
+        <w:rPr>
+          <w:rFonts w:ascii="Courier New" w:hAnsi="Courier New"/>
+          <w:sz w:val="18"/>
+        </w:rPr>
+        <w:t>/v1/org-auth/magic-link/verify</w:t>
+      </w:r>
+      <w:r>
+        <w:t xml:space="preserve">, </w:t>
+      </w:r>
+      <w:r>
+        <w:rPr>
+          <w:rFonts w:ascii="Courier New" w:hAnsi="Courier New"/>
+          <w:sz w:val="18"/>
+        </w:rPr>
+        <w:t>/v1/orgs/me*</w:t>
+      </w:r>
+      <w:r>
+        <w:t>.</w:t>
+      </w:r>
+    </w:p>
+    <w:p>
+      <w:pPr>
+        <w:pStyle w:val="Heading2"/>
+      </w:pPr>
+      <w:r>
+        <w:t>Per-product step-by-step and operator runbook</w:t>
+      </w:r>
+    </w:p>
+    <w:p>
+      <w:r>
+        <w:rPr>
+          <w:b/>
+        </w:rPr>
+        <w:t>Verify API</w:t>
+      </w:r>
+      <w:r>
+        <w:t xml:space="preserve"> — wallet screening.</w:t>
+      </w:r>
+    </w:p>
+    <w:p>
+      <w:r>
+        <w:t xml:space="preserve">Customer flow: 1) buy/receive a plan (NOWPayments checkout or founder-issued), 2) get an org or Verify API key, 3) call </w:t>
+      </w:r>
+      <w:r>
+        <w:rPr>
+          <w:rFonts w:ascii="Courier New" w:hAnsi="Courier New"/>
+          <w:sz w:val="18"/>
+        </w:rPr>
+        <w:t>POST /v1/verify/check</w:t>
+      </w:r>
+      <w:r>
+        <w:t xml:space="preserve"> with </w:t>
+      </w:r>
+      <w:r>
+        <w:rPr>
+          <w:rFonts w:ascii="Courier New" w:hAnsi="Courier New"/>
+          <w:sz w:val="18"/>
+        </w:rPr>
+        <w:t>x-api-key</w:t>
+      </w:r>
+      <w:r>
+        <w:t xml:space="preserve"> and </w:t>
+      </w:r>
+      <w:r>
+        <w:rPr>
+          <w:rFonts w:ascii="Courier New" w:hAnsi="Courier New"/>
+          <w:sz w:val="18"/>
+        </w:rPr>
+        <w:t>{address, chain}</w:t>
+      </w:r>
+      <w:r>
+        <w:t xml:space="preserve">, 4) receive score/level/recommendation/flags/exposures, 5) every check is recorded in </w:t>
+      </w:r>
+      <w:r>
+        <w:rPr>
+          <w:rFonts w:ascii="Courier New" w:hAnsi="Courier New"/>
+          <w:sz w:val="18"/>
+        </w:rPr>
+        <w:t>risk_screenings</w:t>
+      </w:r>
+      <w:r>
+        <w:t>.</w:t>
+      </w:r>
+    </w:p>
+    <w:p>
+      <w:r>
+        <w:t xml:space="preserve">Operator runbook (Risk Intelligence Owner): daily — check Production Risk Ingestion run is green in GitHub Actions; weekly — review </w:t>
+      </w:r>
+      <w:r>
+        <w:rPr>
+          <w:rFonts w:ascii="Courier New" w:hAnsi="Courier New"/>
+          <w:sz w:val="18"/>
+        </w:rPr>
+        <w:t>GET /v1/risk/coverage</w:t>
+      </w:r>
+      <w:r>
+        <w:t xml:space="preserve"> label counts, add curated labels from incident reports via </w:t>
+      </w:r>
+      <w:r>
+        <w:rPr>
+          <w:rFonts w:ascii="Courier New" w:hAnsi="Courier New"/>
+          <w:sz w:val="18"/>
+        </w:rPr>
+        <w:t>POST /v1/risk/labels</w:t>
+      </w:r>
+      <w:r>
+        <w:t xml:space="preserve">, process case reviews with </w:t>
+      </w:r>
+      <w:r>
+        <w:rPr>
+          <w:rFonts w:ascii="Courier New" w:hAnsi="Courier New"/>
+          <w:sz w:val="18"/>
+        </w:rPr>
+        <w:t>POST /v1/risk/case-reviews</w:t>
+      </w:r>
+      <w:r>
+        <w:t xml:space="preserve">; monthly — run calibration and expand </w:t>
+      </w:r>
+      <w:r>
+        <w:rPr>
+          <w:rFonts w:ascii="Courier New" w:hAnsi="Courier New"/>
+          <w:sz w:val="18"/>
+        </w:rPr>
+        <w:t>riskCalibrationCases.json</w:t>
+      </w:r>
+      <w:r>
+        <w:t>.</w:t>
+      </w:r>
+    </w:p>
+    <w:p>
+      <w:r>
+        <w:rPr>
+          <w:b/>
+        </w:rPr>
+        <w:t>Compliance</w:t>
+      </w:r>
+      <w:r>
+        <w:t xml:space="preserve"> — screening workflow product.</w:t>
+      </w:r>
+    </w:p>
+    <w:p>
+      <w:r>
+        <w:t>Customer flow: 1) checkout (crypto or bank), 2) team contact and onboarding, 3) screening + review workflow through the API and analyst process.</w:t>
+      </w:r>
+    </w:p>
+    <w:p>
+      <w:r>
+        <w:t xml:space="preserve">Operator runbook (Compliance Ops): monitor </w:t>
+      </w:r>
+      <w:r>
+        <w:rPr>
+          <w:rFonts w:ascii="Courier New" w:hAnsi="Courier New"/>
+          <w:sz w:val="18"/>
+        </w:rPr>
+        <w:t>compliance_enquiries</w:t>
+      </w:r>
+      <w:r>
+        <w:t xml:space="preserve"> in the founder console; respond to paid enquiries within 24h; send bank details for manual transfers; record decisions through case reviews so labels improve.</w:t>
+      </w:r>
+    </w:p>
+    <w:p>
+      <w:r>
+        <w:rPr>
+          <w:b/>
+        </w:rPr>
+        <w:t>Shield</w:t>
+      </w:r>
+      <w:r>
+        <w:t xml:space="preserve"> — continuous security monitoring.</w:t>
+      </w:r>
+    </w:p>
+    <w:p>
+      <w:r>
+        <w:t xml:space="preserve">Customer flow: 1) checkout or waitlist, 2) provide chain, contract addresses, labels, alert emails, and contract ABIs, 3) DecaFlow registers contracts in </w:t>
+      </w:r>
+      <w:r>
+        <w:rPr>
+          <w:rFonts w:ascii="Courier New" w:hAnsi="Courier New"/>
+          <w:sz w:val="18"/>
+        </w:rPr>
+        <w:t>shield_contracts</w:t>
+      </w:r>
+      <w:r>
+        <w:t xml:space="preserve"> and uploads ABIs via </w:t>
+      </w:r>
+      <w:r>
+        <w:rPr>
+          <w:rFonts w:ascii="Courier New" w:hAnsi="Courier New"/>
+          <w:sz w:val="18"/>
+        </w:rPr>
+        <w:t>POST /v1/shield/contracts/:chain/:address/abi</w:t>
+      </w:r>
+      <w:r>
+        <w:t>, 4) scanning runs every 15 minutes.</w:t>
+      </w:r>
+    </w:p>
+    <w:p>
+      <w:r>
+        <w:t>Operator runbook (Security Operator): daily — review open alerts (</w:t>
+      </w:r>
+      <w:r>
+        <w:rPr>
+          <w:rFonts w:ascii="Courier New" w:hAnsi="Courier New"/>
+          <w:sz w:val="18"/>
+        </w:rPr>
+        <w:t>GET /v1/shield/alerts</w:t>
+      </w:r>
+      <w:r>
+        <w:t>), incidents, and vulnerability findings (</w:t>
+      </w:r>
+      <w:r>
+        <w:rPr>
+          <w:rFonts w:ascii="Courier New" w:hAnsi="Courier New"/>
+          <w:sz w:val="18"/>
+        </w:rPr>
+        <w:t>GET /v1/shield/vulnerability-findings</w:t>
+      </w:r>
+      <w:r>
+        <w:t xml:space="preserve">); triage incidents using their playbook steps; update statuses; weekly — tune </w:t>
+      </w:r>
+      <w:r>
+        <w:rPr>
+          <w:rFonts w:ascii="Courier New" w:hAnsi="Courier New"/>
+          <w:sz w:val="18"/>
+        </w:rPr>
+        <w:t>POST /v1/shield/anomaly-thresholds</w:t>
+      </w:r>
+      <w:r>
+        <w:t xml:space="preserve"> per customer and confirm the Shield Monitor workflow is green.</w:t>
+      </w:r>
+    </w:p>
+    <w:p>
+      <w:r>
+        <w:rPr>
+          <w:b/>
+        </w:rPr>
+        <w:t>Autopilot (Agents)</w:t>
+      </w:r>
+      <w:r>
+        <w:t xml:space="preserve"> — agentic compliance workflows.</w:t>
+      </w:r>
+    </w:p>
+    <w:p>
+      <w:r>
+        <w:t>Customer flow: 1) checkout, 2) org account + scoped API key issued, 3) define rules (</w:t>
+      </w:r>
+      <w:r>
+        <w:rPr>
+          <w:rFonts w:ascii="Courier New" w:hAnsi="Courier New"/>
+          <w:sz w:val="18"/>
+        </w:rPr>
+        <w:t>POST /v1/agents/rules</w:t>
+      </w:r>
+      <w:r>
+        <w:t>), 4) evaluations route flagged wallets into the review queue, 5) named humans decide; after ≥5 consistent decisions at ≥90%, Autopilot suggests automation the customer must explicitly enable.</w:t>
+      </w:r>
+    </w:p>
+    <w:p>
+      <w:r>
+        <w:t>Operator runbook (Compliance Ops): monitor review queues for stuck items; verify automation enablements have named owners; never enable auto-decisions on a customer's behalf.</w:t>
+      </w:r>
+    </w:p>
+    <w:p>
+      <w:r>
+        <w:rPr>
+          <w:b/>
+        </w:rPr>
+        <w:t>Institutional/RWA</w:t>
+      </w:r>
+      <w:r>
+        <w:t xml:space="preserve"> — compliance suite for issuers.</w:t>
+      </w:r>
+    </w:p>
+    <w:p>
+      <w:r>
+        <w:t xml:space="preserve">Customer flow: 1) issuer signs up (Issuer/Scale plan), 2) DecaFlow issues an org API key with </w:t>
+      </w:r>
+      <w:r>
+        <w:rPr>
+          <w:rFonts w:ascii="Courier New" w:hAnsi="Courier New"/>
+          <w:sz w:val="18"/>
+        </w:rPr>
+        <w:t>institutional:attest</w:t>
+      </w:r>
+      <w:r>
+        <w:t>/</w:t>
+      </w:r>
+      <w:r>
+        <w:rPr>
+          <w:rFonts w:ascii="Courier New" w:hAnsi="Courier New"/>
+          <w:sz w:val="18"/>
+        </w:rPr>
+        <w:t>institutional:check</w:t>
+      </w:r>
+      <w:r>
+        <w:t xml:space="preserve"> scopes, 3) issuer records ZK-KYC attestations (</w:t>
+      </w:r>
+      <w:r>
+        <w:rPr>
+          <w:rFonts w:ascii="Courier New" w:hAnsi="Courier New"/>
+          <w:sz w:val="18"/>
+        </w:rPr>
+        <w:t>POST /v1/institutional/identity/attestations</w:t>
+      </w:r>
+      <w:r>
+        <w:t>), 4) issuer runs investor checks before mint/transfer (</w:t>
+      </w:r>
+      <w:r>
+        <w:rPr>
+          <w:rFonts w:ascii="Courier New" w:hAnsi="Courier New"/>
+          <w:sz w:val="18"/>
+        </w:rPr>
+        <w:t>POST /v1/institutional/compliance/check-investor</w:t>
+      </w:r>
+      <w:r>
+        <w:t xml:space="preserve">), 5) issuer deploys the pre-audited templates (catalog at </w:t>
+      </w:r>
+      <w:r>
+        <w:rPr>
+          <w:rFonts w:ascii="Courier New" w:hAnsi="Courier New"/>
+          <w:sz w:val="18"/>
+        </w:rPr>
+        <w:t>GET /v1/institutional/templates</w:t>
+      </w:r>
+      <w:r>
+        <w:t>) with their own Safe/multisig and counsel.</w:t>
+      </w:r>
+    </w:p>
+    <w:p>
+      <w:r>
+        <w:t xml:space="preserve">Operator runbook (Institutional Lead): review each issuer's engagement before granting attestation scopes; keep </w:t>
+      </w:r>
+      <w:r>
+        <w:rPr>
+          <w:rFonts w:ascii="Courier New" w:hAnsi="Courier New"/>
+          <w:sz w:val="18"/>
+        </w:rPr>
+        <w:t>APPROVED_IDENTITY_REGISTRIES</w:t>
+      </w:r>
+      <w:r>
+        <w:t xml:space="preserve"> current per deployed registry; coordinate the final pre-deployment re-review per engagement.</w:t>
+      </w:r>
+    </w:p>
+    <w:p>
+      <w:r>
+        <w:rPr>
+          <w:b/>
+        </w:rPr>
+        <w:t>Audit</w:t>
+      </w:r>
+      <w:r>
+        <w:t xml:space="preserve"> — manual security review engagements.</w:t>
+      </w:r>
+    </w:p>
+    <w:p>
+      <w:r>
+        <w:t>Customer flow: checkout a package → scoping call → audit delivery → optional Shield upsell.</w:t>
+      </w:r>
+    </w:p>
+    <w:p>
+      <w:r>
+        <w:t xml:space="preserve">Operator runbook: respond to </w:t>
+      </w:r>
+      <w:r>
+        <w:rPr>
+          <w:rFonts w:ascii="Courier New" w:hAnsi="Courier New"/>
+          <w:sz w:val="18"/>
+        </w:rPr>
+        <w:t>audit_enquiries</w:t>
+      </w:r>
+      <w:r>
+        <w:t xml:space="preserve"> with </w:t>
+      </w:r>
+      <w:r>
+        <w:rPr>
+          <w:rFonts w:ascii="Courier New" w:hAnsi="Courier New"/>
+          <w:sz w:val="18"/>
+        </w:rPr>
+        <w:t>paid_ready_to_scope</w:t>
+      </w:r>
+      <w:r>
+        <w:t xml:space="preserve"> status within 24h.</w:t>
       </w:r>
     </w:p>
     <w:sectPr>

--- a/affidexlab/new/docs/launch/DECAFLOW_TECH_TEAM_LAUNCH_AND_ARCHITECTURE_BRIEF.docx
+++ b/affidexlab/new/docs/launch/DECAFLOW_TECH_TEAM_LAUNCH_AND_ARCHITECTURE_BRIEF.docx
@@ -12,7 +12,7 @@
     </w:p>
     <w:p>
       <w:pPr>
-        <w:pStyle w:val="Heading1"/>
+        <w:pStyle w:val="Heading2"/>
       </w:pPr>
       <w:r>
         <w:t>What DecaFlow is</w:t>
@@ -128,7 +128,7 @@
     </w:p>
     <w:p>
       <w:pPr>
-        <w:pStyle w:val="Heading1"/>
+        <w:pStyle w:val="Heading2"/>
       </w:pPr>
       <w:r>
         <w:t>What is now built</w:t>
@@ -136,7 +136,7 @@
     </w:p>
     <w:p>
       <w:pPr>
-        <w:pStyle w:val="Heading2"/>
+        <w:pStyle w:val="Heading3"/>
       </w:pPr>
       <w:r>
         <w:t>Internal risk intelligence engine</w:t>
@@ -159,7 +159,6 @@
       <w:r>
         <w:rPr>
           <w:rFonts w:ascii="Courier New" w:hAnsi="Courier New"/>
-          <w:sz w:val="18"/>
         </w:rPr>
         <w:t>risk_category_weights</w:t>
       </w:r>
@@ -174,7 +173,6 @@
       <w:r>
         <w:rPr>
           <w:rFonts w:ascii="Courier New" w:hAnsi="Courier New"/>
-          <w:sz w:val="18"/>
         </w:rPr>
         <w:t>risk_address_labels</w:t>
       </w:r>
@@ -189,7 +187,6 @@
       <w:r>
         <w:rPr>
           <w:rFonts w:ascii="Courier New" w:hAnsi="Courier New"/>
-          <w:sz w:val="18"/>
         </w:rPr>
         <w:t>risk_graph_edges</w:t>
       </w:r>
@@ -204,7 +201,6 @@
       <w:r>
         <w:rPr>
           <w:rFonts w:ascii="Courier New" w:hAnsi="Courier New"/>
-          <w:sz w:val="18"/>
         </w:rPr>
         <w:t>risk_screenings</w:t>
       </w:r>
@@ -219,7 +215,6 @@
       <w:r>
         <w:rPr>
           <w:rFonts w:ascii="Courier New" w:hAnsi="Courier New"/>
-          <w:sz w:val="18"/>
         </w:rPr>
         <w:t>risk_case_reviews</w:t>
       </w:r>
@@ -239,7 +234,6 @@
       <w:r>
         <w:rPr>
           <w:rFonts w:ascii="Courier New" w:hAnsi="Courier New"/>
-          <w:sz w:val="18"/>
         </w:rPr>
         <w:t>internalRiskEngine.js</w:t>
       </w:r>
@@ -254,7 +248,6 @@
       <w:r>
         <w:rPr>
           <w:rFonts w:ascii="Courier New" w:hAnsi="Courier New"/>
-          <w:sz w:val="18"/>
         </w:rPr>
         <w:t>riskIntelligenceService.js</w:t>
       </w:r>
@@ -264,7 +257,6 @@
       <w:r>
         <w:rPr>
           <w:rFonts w:ascii="Courier New" w:hAnsi="Courier New"/>
-          <w:sz w:val="18"/>
         </w:rPr>
         <w:t>RISK_PROVIDER=internal</w:t>
       </w:r>
@@ -279,7 +271,6 @@
       <w:r>
         <w:rPr>
           <w:rFonts w:ascii="Courier New" w:hAnsi="Courier New"/>
-          <w:sz w:val="18"/>
         </w:rPr>
         <w:t>alchemyGraphIngestionService.js</w:t>
       </w:r>
@@ -299,7 +290,6 @@
       <w:r>
         <w:rPr>
           <w:rFonts w:ascii="Courier New" w:hAnsi="Courier New"/>
-          <w:sz w:val="18"/>
         </w:rPr>
         <w:t>POST /v1/verify/check</w:t>
       </w:r>
@@ -314,7 +304,6 @@
       <w:r>
         <w:rPr>
           <w:rFonts w:ascii="Courier New" w:hAnsi="Courier New"/>
-          <w:sz w:val="18"/>
         </w:rPr>
         <w:t>POST /v1/risk/labels</w:t>
       </w:r>
@@ -329,7 +318,6 @@
       <w:r>
         <w:rPr>
           <w:rFonts w:ascii="Courier New" w:hAnsi="Courier New"/>
-          <w:sz w:val="18"/>
         </w:rPr>
         <w:t>GET /v1/risk/labels</w:t>
       </w:r>
@@ -344,7 +332,6 @@
       <w:r>
         <w:rPr>
           <w:rFonts w:ascii="Courier New" w:hAnsi="Courier New"/>
-          <w:sz w:val="18"/>
         </w:rPr>
         <w:t>POST /v1/risk/edges</w:t>
       </w:r>
@@ -359,7 +346,6 @@
       <w:r>
         <w:rPr>
           <w:rFonts w:ascii="Courier New" w:hAnsi="Courier New"/>
-          <w:sz w:val="18"/>
         </w:rPr>
         <w:t>POST /v1/risk/screen</w:t>
       </w:r>
@@ -374,7 +360,6 @@
       <w:r>
         <w:rPr>
           <w:rFonts w:ascii="Courier New" w:hAnsi="Courier New"/>
-          <w:sz w:val="18"/>
         </w:rPr>
         <w:t>PATCH /v1/risk/weights/:category</w:t>
       </w:r>
@@ -389,7 +374,6 @@
       <w:r>
         <w:rPr>
           <w:rFonts w:ascii="Courier New" w:hAnsi="Courier New"/>
-          <w:sz w:val="18"/>
         </w:rPr>
         <w:t>POST /v1/risk/ingest/alchemy-transfers</w:t>
       </w:r>
@@ -404,7 +388,6 @@
       <w:r>
         <w:rPr>
           <w:rFonts w:ascii="Courier New" w:hAnsi="Courier New"/>
-          <w:sz w:val="18"/>
         </w:rPr>
         <w:t>POST /v1/risk/webhooks/alchemy</w:t>
       </w:r>
@@ -419,7 +402,6 @@
       <w:r>
         <w:rPr>
           <w:rFonts w:ascii="Courier New" w:hAnsi="Courier New"/>
-          <w:sz w:val="18"/>
         </w:rPr>
         <w:t>POST /v1/risk/case-reviews</w:t>
       </w:r>
@@ -434,7 +416,6 @@
       <w:r>
         <w:rPr>
           <w:rFonts w:ascii="Courier New" w:hAnsi="Courier New"/>
-          <w:sz w:val="18"/>
         </w:rPr>
         <w:t>GET /v1/risk/coverage</w:t>
       </w:r>
@@ -444,7 +425,7 @@
     </w:p>
     <w:p>
       <w:pPr>
-        <w:pStyle w:val="Heading2"/>
+        <w:pStyle w:val="Heading3"/>
       </w:pPr>
       <w:r>
         <w:t>Sanctions and curated label ingestion</w:t>
@@ -462,7 +443,6 @@
       <w:r>
         <w:rPr>
           <w:rFonts w:ascii="Courier New" w:hAnsi="Courier New"/>
-          <w:sz w:val="18"/>
         </w:rPr>
         <w:t>node src/scripts/ingest-ofac-sdn-crypto.js</w:t>
       </w:r>
@@ -472,7 +452,6 @@
       <w:r>
         <w:rPr>
           <w:rFonts w:ascii="Courier New" w:hAnsi="Courier New"/>
-          <w:sz w:val="18"/>
         </w:rPr>
         <w:t>risk_address_labels</w:t>
       </w:r>
@@ -487,7 +466,6 @@
       <w:r>
         <w:rPr>
           <w:rFonts w:ascii="Courier New" w:hAnsi="Courier New"/>
-          <w:sz w:val="18"/>
         </w:rPr>
         <w:t>node src/scripts/ingest-public-sanctions-lists.js</w:t>
       </w:r>
@@ -502,7 +480,6 @@
       <w:r>
         <w:rPr>
           <w:rFonts w:ascii="Courier New" w:hAnsi="Courier New"/>
-          <w:sz w:val="18"/>
         </w:rPr>
         <w:t>node src/scripts/ingest-curated-risk-labels.js</w:t>
       </w:r>
@@ -512,7 +489,6 @@
       <w:r>
         <w:rPr>
           <w:rFonts w:ascii="Courier New" w:hAnsi="Courier New"/>
-          <w:sz w:val="18"/>
         </w:rPr>
         <w:t>src/data/curatedRiskLabels.json</w:t>
       </w:r>
@@ -527,7 +503,6 @@
       <w:r>
         <w:rPr>
           <w:rFonts w:ascii="Courier New" w:hAnsi="Courier New"/>
-          <w:sz w:val="18"/>
         </w:rPr>
         <w:t>node src/scripts/ingest-public-risk-feeds.js</w:t>
       </w:r>
@@ -537,7 +512,6 @@
       <w:r>
         <w:rPr>
           <w:rFonts w:ascii="Courier New" w:hAnsi="Courier New"/>
-          <w:sz w:val="18"/>
         </w:rPr>
         <w:t>DECAFLOW_PUBLIC_RISK_FEED_URLS</w:t>
       </w:r>
@@ -552,7 +526,6 @@
       <w:r>
         <w:rPr>
           <w:rFonts w:ascii="Courier New" w:hAnsi="Courier New"/>
-          <w:sz w:val="18"/>
         </w:rPr>
         <w:t>node src/scripts/calibrate-risk-scoring.js</w:t>
       </w:r>
@@ -562,7 +535,6 @@
       <w:r>
         <w:rPr>
           <w:rFonts w:ascii="Courier New" w:hAnsi="Courier New"/>
-          <w:sz w:val="18"/>
         </w:rPr>
         <w:t>--apply</w:t>
       </w:r>
@@ -577,7 +549,7 @@
     </w:p>
     <w:p>
       <w:pPr>
-        <w:pStyle w:val="Heading2"/>
+        <w:pStyle w:val="Heading3"/>
       </w:pPr>
       <w:r>
         <w:t>Shield internal actions and incidents</w:t>
@@ -600,7 +572,6 @@
       <w:r>
         <w:rPr>
           <w:rFonts w:ascii="Courier New" w:hAnsi="Courier New"/>
-          <w:sz w:val="18"/>
         </w:rPr>
         <w:t>shield_alerts</w:t>
       </w:r>
@@ -612,7 +583,6 @@
       <w:r>
         <w:rPr>
           <w:rFonts w:ascii="Courier New" w:hAnsi="Courier New"/>
-          <w:sz w:val="18"/>
         </w:rPr>
         <w:t>shield_incidents</w:t>
       </w:r>
@@ -624,7 +594,6 @@
       <w:r>
         <w:rPr>
           <w:rFonts w:ascii="Courier New" w:hAnsi="Courier New"/>
-          <w:sz w:val="18"/>
         </w:rPr>
         <w:t>shield_action_rules</w:t>
       </w:r>
@@ -636,7 +605,6 @@
       <w:r>
         <w:rPr>
           <w:rFonts w:ascii="Courier New" w:hAnsi="Courier New"/>
-          <w:sz w:val="18"/>
         </w:rPr>
         <w:t>shield_action_runs</w:t>
       </w:r>
@@ -653,7 +621,6 @@
       <w:r>
         <w:rPr>
           <w:rFonts w:ascii="Courier New" w:hAnsi="Courier New"/>
-          <w:sz w:val="18"/>
         </w:rPr>
         <w:t>GET/PATCH /v1/shield/alerts</w:t>
       </w:r>
@@ -665,7 +632,6 @@
       <w:r>
         <w:rPr>
           <w:rFonts w:ascii="Courier New" w:hAnsi="Courier New"/>
-          <w:sz w:val="18"/>
         </w:rPr>
         <w:t>GET/PATCH /v1/shield/incidents</w:t>
       </w:r>
@@ -677,7 +643,6 @@
       <w:r>
         <w:rPr>
           <w:rFonts w:ascii="Courier New" w:hAnsi="Courier New"/>
-          <w:sz w:val="18"/>
         </w:rPr>
         <w:t>GET/POST/PATCH /v1/shield/action-rules</w:t>
       </w:r>
@@ -689,7 +654,6 @@
       <w:r>
         <w:rPr>
           <w:rFonts w:ascii="Courier New" w:hAnsi="Courier New"/>
-          <w:sz w:val="18"/>
         </w:rPr>
         <w:t>GET/POST /v1/shield/events/onchain</w:t>
       </w:r>
@@ -706,7 +670,6 @@
       <w:r>
         <w:rPr>
           <w:rFonts w:ascii="Courier New" w:hAnsi="Courier New"/>
-          <w:sz w:val="18"/>
         </w:rPr>
         <w:t>shieldMonitor.js</w:t>
       </w:r>
@@ -721,7 +684,6 @@
       <w:r>
         <w:rPr>
           <w:rFonts w:ascii="Courier New" w:hAnsi="Courier New"/>
-          <w:sz w:val="18"/>
         </w:rPr>
         <w:t>shieldActionEngine.js</w:t>
       </w:r>
@@ -736,7 +698,6 @@
       <w:r>
         <w:rPr>
           <w:rFonts w:ascii="Courier New" w:hAnsi="Courier New"/>
-          <w:sz w:val="18"/>
         </w:rPr>
         <w:t>/v1/shield/events/onchain</w:t>
       </w:r>
@@ -751,7 +712,7 @@
     </w:p>
     <w:p>
       <w:pPr>
-        <w:pStyle w:val="Heading2"/>
+        <w:pStyle w:val="Heading3"/>
       </w:pPr>
       <w:r>
         <w:t>Agents human-approved automation</w:t>
@@ -822,7 +783,7 @@
     </w:p>
     <w:p>
       <w:pPr>
-        <w:pStyle w:val="Heading2"/>
+        <w:pStyle w:val="Heading3"/>
       </w:pPr>
       <w:r>
         <w:t>RWA contracts</w:t>
@@ -835,7 +796,6 @@
       <w:r>
         <w:rPr>
           <w:rFonts w:ascii="Courier New" w:hAnsi="Courier New"/>
-          <w:sz w:val="18"/>
         </w:rPr>
         <w:t>53 passing</w:t>
       </w:r>
@@ -855,7 +815,6 @@
       <w:r>
         <w:rPr>
           <w:rFonts w:ascii="Courier New" w:hAnsi="Courier New"/>
-          <w:sz w:val="18"/>
         </w:rPr>
         <w:t>IdentityRegistry.sol</w:t>
       </w:r>
@@ -867,7 +826,6 @@
       <w:r>
         <w:rPr>
           <w:rFonts w:ascii="Courier New" w:hAnsi="Courier New"/>
-          <w:sz w:val="18"/>
         </w:rPr>
         <w:t>ComplianceRules.sol</w:t>
       </w:r>
@@ -879,7 +837,6 @@
       <w:r>
         <w:rPr>
           <w:rFonts w:ascii="Courier New" w:hAnsi="Courier New"/>
-          <w:sz w:val="18"/>
         </w:rPr>
         <w:t>RWAToken.sol</w:t>
       </w:r>
@@ -891,7 +848,6 @@
       <w:r>
         <w:rPr>
           <w:rFonts w:ascii="Courier New" w:hAnsi="Courier New"/>
-          <w:sz w:val="18"/>
         </w:rPr>
         <w:t>RiskOracle.sol</w:t>
       </w:r>
@@ -903,7 +859,6 @@
       <w:r>
         <w:rPr>
           <w:rFonts w:ascii="Courier New" w:hAnsi="Courier New"/>
-          <w:sz w:val="18"/>
         </w:rPr>
         <w:t>ZKIdentityGate.sol</w:t>
       </w:r>
@@ -915,7 +870,7 @@
     </w:p>
     <w:p>
       <w:pPr>
-        <w:pStyle w:val="Heading1"/>
+        <w:pStyle w:val="Heading2"/>
       </w:pPr>
       <w:r>
         <w:t>What remains to be done</w:t>
@@ -923,313 +878,313 @@
     </w:p>
     <w:p>
       <w:pPr>
+        <w:pStyle w:val="Heading3"/>
+      </w:pPr>
+      <w:r>
+        <w:t>Risk engine data and indexing</w:t>
+      </w:r>
+    </w:p>
+    <w:p>
+      <w:pPr>
+        <w:pStyle w:val="ListNumber"/>
+      </w:pPr>
+      <w:r>
+        <w:t>Run OFAC plus UN/EU/UK/HMT sanctions ingestion on a schedule.</w:t>
+      </w:r>
+    </w:p>
+    <w:p>
+      <w:pPr>
+        <w:pStyle w:val="ListNumber"/>
+      </w:pPr>
+      <w:r>
+        <w:t>Keep source URL overrides current because public sanctions authorities change download formats without treating DecaFlow’s backlog kindly.</w:t>
+      </w:r>
+    </w:p>
+    <w:p>
+      <w:pPr>
+        <w:pStyle w:val="ListNumber"/>
+      </w:pPr>
+      <w:r>
+        <w:t>Build curated label review tooling so analysts can approve labels before they affect production scoring.</w:t>
+      </w:r>
+    </w:p>
+    <w:p>
+      <w:pPr>
+        <w:pStyle w:val="ListNumber"/>
+      </w:pPr>
+      <w:r>
+        <w:t>Run Alchemy graph ingestion continuously per chain.</w:t>
+      </w:r>
+    </w:p>
+    <w:p>
+      <w:pPr>
+        <w:pStyle w:val="ListNumber"/>
+      </w:pPr>
+      <w:r>
+        <w:t>Backfill graph edges for high-risk wallets, customer wallets, and watched contracts.</w:t>
+      </w:r>
+    </w:p>
+    <w:p>
+      <w:pPr>
+        <w:pStyle w:val="ListNumber"/>
+      </w:pPr>
+      <w:r>
+        <w:t>Add known-clean calibration sets so the engine can distinguish clean wallets from sparse-data wallets.</w:t>
+      </w:r>
+    </w:p>
+    <w:p>
+      <w:pPr>
+        <w:pStyle w:val="ListNumber"/>
+      </w:pPr>
+      <w:r>
+        <w:t>Add scoring explainability views to show which labels/paths drove a score.</w:t>
+      </w:r>
+    </w:p>
+    <w:p>
+      <w:pPr>
+        <w:pStyle w:val="Heading3"/>
+      </w:pPr>
+      <w:r>
+        <w:t>Shield monitoring depth</w:t>
+      </w:r>
+    </w:p>
+    <w:p>
+      <w:r>
+        <w:t>The current Shield monitor covers native balance drops and event ingestion. To become a full security SaaS, build watchers for:</w:t>
+      </w:r>
+    </w:p>
+    <w:p>
+      <w:pPr>
+        <w:pStyle w:val="ListBullet"/>
+      </w:pPr>
+      <w:r>
+        <w:t>Ownership transfer events.</w:t>
+      </w:r>
+    </w:p>
+    <w:p>
+      <w:pPr>
+        <w:pStyle w:val="ListBullet"/>
+      </w:pPr>
+      <w:r>
+        <w:t>Proxy implementation changes.</w:t>
+      </w:r>
+    </w:p>
+    <w:p>
+      <w:pPr>
+        <w:pStyle w:val="ListBullet"/>
+      </w:pPr>
+      <w:r>
+        <w:t>Admin function selectors.</w:t>
+      </w:r>
+    </w:p>
+    <w:p>
+      <w:pPr>
+        <w:pStyle w:val="ListBullet"/>
+      </w:pPr>
+      <w:r>
+        <w:t>Large ERC-20/ERC-721/ERC-1155 transfers.</w:t>
+      </w:r>
+    </w:p>
+    <w:p>
+      <w:pPr>
+        <w:pStyle w:val="ListBullet"/>
+      </w:pPr>
+      <w:r>
+        <w:t>Approval spikes.</w:t>
+      </w:r>
+    </w:p>
+    <w:p>
+      <w:pPr>
+        <w:pStyle w:val="ListBullet"/>
+      </w:pPr>
+      <w:r>
+        <w:t>New privileged roles.</w:t>
+      </w:r>
+    </w:p>
+    <w:p>
+      <w:pPr>
+        <w:pStyle w:val="ListBullet"/>
+      </w:pPr>
+      <w:r>
+        <w:t>Risky counterparty interactions using the internal risk engine.</w:t>
+      </w:r>
+    </w:p>
+    <w:p>
+      <w:pPr>
+        <w:pStyle w:val="ListBullet"/>
+      </w:pPr>
+      <w:r>
+        <w:t>Failed transaction spikes.</w:t>
+      </w:r>
+    </w:p>
+    <w:p>
+      <w:pPr>
+        <w:pStyle w:val="ListBullet"/>
+      </w:pPr>
+      <w:r>
+        <w:t>Contract selfdestruct/deployment/codehash changes where supported.</w:t>
+      </w:r>
+    </w:p>
+    <w:p>
+      <w:pPr>
+        <w:pStyle w:val="ListBullet"/>
+      </w:pPr>
+      <w:r>
+        <w:t>Treasury outflows.</w:t>
+      </w:r>
+    </w:p>
+    <w:p>
+      <w:pPr>
+        <w:pStyle w:val="Heading3"/>
+      </w:pPr>
+      <w:r>
+        <w:t>Verify/Compliance product hardening</w:t>
+      </w:r>
+    </w:p>
+    <w:p>
+      <w:pPr>
+        <w:pStyle w:val="ListBullet"/>
+      </w:pPr>
+      <w:r>
+        <w:t>Add API-key quota tracking.</w:t>
+      </w:r>
+    </w:p>
+    <w:p>
+      <w:pPr>
+        <w:pStyle w:val="ListBullet"/>
+      </w:pPr>
+      <w:r>
+        <w:t>Add per-key rate limits.</w:t>
+      </w:r>
+    </w:p>
+    <w:p>
+      <w:pPr>
+        <w:pStyle w:val="ListBullet"/>
+      </w:pPr>
+      <w:r>
+        <w:t>Add customer dashboard for screening history.</w:t>
+      </w:r>
+    </w:p>
+    <w:p>
+      <w:pPr>
+        <w:pStyle w:val="ListBullet"/>
+      </w:pPr>
+      <w:r>
+        <w:t>Add CSV/batch screening.</w:t>
+      </w:r>
+    </w:p>
+    <w:p>
+      <w:pPr>
+        <w:pStyle w:val="ListBullet"/>
+      </w:pPr>
+      <w:r>
+        <w:t>Add webhook callbacks for risk-score changes.</w:t>
+      </w:r>
+    </w:p>
+    <w:p>
+      <w:pPr>
+        <w:pStyle w:val="ListBullet"/>
+      </w:pPr>
+      <w:r>
+        <w:t>Add report export.</w:t>
+      </w:r>
+    </w:p>
+    <w:p>
+      <w:pPr>
+        <w:pStyle w:val="ListBullet"/>
+      </w:pPr>
+      <w:r>
+        <w:t>Add case management UI.</w:t>
+      </w:r>
+    </w:p>
+    <w:p>
+      <w:pPr>
+        <w:pStyle w:val="Heading3"/>
+      </w:pPr>
+      <w:r>
+        <w:t>RWA production readiness</w:t>
+      </w:r>
+    </w:p>
+    <w:p>
+      <w:r>
+        <w:t>Do not deploy real securities until the following exist:</w:t>
+      </w:r>
+    </w:p>
+    <w:p>
+      <w:pPr>
+        <w:pStyle w:val="ListBullet"/>
+      </w:pPr>
+      <w:r>
+        <w:t>Safe addresses on Base, Arbitrum, Polygon, and Avalanche.</w:t>
+      </w:r>
+    </w:p>
+    <w:p>
+      <w:pPr>
+        <w:pStyle w:val="ListBullet"/>
+      </w:pPr>
+      <w:r>
+        <w:t>KYC/accreditation process.</w:t>
+      </w:r>
+    </w:p>
+    <w:p>
+      <w:pPr>
+        <w:pStyle w:val="ListBullet"/>
+      </w:pPr>
+      <w:r>
+        <w:t>Counsel-reviewed transfer restrictions.</w:t>
+      </w:r>
+    </w:p>
+    <w:p>
+      <w:pPr>
+        <w:pStyle w:val="ListBullet"/>
+      </w:pPr>
+      <w:r>
+        <w:t>Approved identity registry env allowlist.</w:t>
+      </w:r>
+    </w:p>
+    <w:p>
+      <w:pPr>
+        <w:pStyle w:val="ListBullet"/>
+      </w:pPr>
+      <w:r>
+        <w:t>Production deployment runbook.</w:t>
+      </w:r>
+    </w:p>
+    <w:p>
+      <w:pPr>
+        <w:pStyle w:val="ListBullet"/>
+      </w:pPr>
+      <w:r>
+        <w:t>Emergency transfer runbook.</w:t>
+      </w:r>
+    </w:p>
+    <w:p>
+      <w:pPr>
+        <w:pStyle w:val="ListBullet"/>
+      </w:pPr>
+      <w:r>
+        <w:t>Risk oracle update policy.</w:t>
+      </w:r>
+    </w:p>
+    <w:p>
+      <w:pPr>
+        <w:pStyle w:val="ListBullet"/>
+      </w:pPr>
+      <w:r>
+        <w:t>Fresh security re-review after final configuration.</w:t>
+      </w:r>
+    </w:p>
+    <w:p>
+      <w:pPr>
         <w:pStyle w:val="Heading2"/>
       </w:pPr>
       <w:r>
-        <w:t>Risk engine data and indexing</w:t>
-      </w:r>
-    </w:p>
-    <w:p>
-      <w:pPr>
-        <w:pStyle w:val="ListNumber"/>
-      </w:pPr>
-      <w:r>
-        <w:t>Run OFAC plus UN/EU/UK/HMT sanctions ingestion on a schedule.</w:t>
-      </w:r>
-    </w:p>
-    <w:p>
-      <w:pPr>
-        <w:pStyle w:val="ListNumber"/>
-      </w:pPr>
-      <w:r>
-        <w:t>Keep source URL overrides current because public sanctions authorities change download formats without treating DecaFlow’s backlog kindly.</w:t>
-      </w:r>
-    </w:p>
-    <w:p>
-      <w:pPr>
-        <w:pStyle w:val="ListNumber"/>
-      </w:pPr>
-      <w:r>
-        <w:t>Build curated label review tooling so analysts can approve labels before they affect production scoring.</w:t>
-      </w:r>
-    </w:p>
-    <w:p>
-      <w:pPr>
-        <w:pStyle w:val="ListNumber"/>
-      </w:pPr>
-      <w:r>
-        <w:t>Run Alchemy graph ingestion continuously per chain.</w:t>
-      </w:r>
-    </w:p>
-    <w:p>
-      <w:pPr>
-        <w:pStyle w:val="ListNumber"/>
-      </w:pPr>
-      <w:r>
-        <w:t>Backfill graph edges for high-risk wallets, customer wallets, and watched contracts.</w:t>
-      </w:r>
-    </w:p>
-    <w:p>
-      <w:pPr>
-        <w:pStyle w:val="ListNumber"/>
-      </w:pPr>
-      <w:r>
-        <w:t>Add known-clean calibration sets so the engine can distinguish clean wallets from sparse-data wallets.</w:t>
-      </w:r>
-    </w:p>
-    <w:p>
-      <w:pPr>
-        <w:pStyle w:val="ListNumber"/>
-      </w:pPr>
-      <w:r>
-        <w:t>Add scoring explainability views to show which labels/paths drove a score.</w:t>
-      </w:r>
-    </w:p>
-    <w:p>
-      <w:pPr>
-        <w:pStyle w:val="Heading2"/>
-      </w:pPr>
-      <w:r>
-        <w:t>Shield monitoring depth</w:t>
-      </w:r>
-    </w:p>
-    <w:p>
-      <w:r>
-        <w:t>The current Shield monitor covers native balance drops and event ingestion. To become a full security SaaS, build watchers for:</w:t>
-      </w:r>
-    </w:p>
-    <w:p>
-      <w:pPr>
-        <w:pStyle w:val="ListBullet"/>
-      </w:pPr>
-      <w:r>
-        <w:t>Ownership transfer events.</w:t>
-      </w:r>
-    </w:p>
-    <w:p>
-      <w:pPr>
-        <w:pStyle w:val="ListBullet"/>
-      </w:pPr>
-      <w:r>
-        <w:t>Proxy implementation changes.</w:t>
-      </w:r>
-    </w:p>
-    <w:p>
-      <w:pPr>
-        <w:pStyle w:val="ListBullet"/>
-      </w:pPr>
-      <w:r>
-        <w:t>Admin function selectors.</w:t>
-      </w:r>
-    </w:p>
-    <w:p>
-      <w:pPr>
-        <w:pStyle w:val="ListBullet"/>
-      </w:pPr>
-      <w:r>
-        <w:t>Large ERC-20/ERC-721/ERC-1155 transfers.</w:t>
-      </w:r>
-    </w:p>
-    <w:p>
-      <w:pPr>
-        <w:pStyle w:val="ListBullet"/>
-      </w:pPr>
-      <w:r>
-        <w:t>Approval spikes.</w:t>
-      </w:r>
-    </w:p>
-    <w:p>
-      <w:pPr>
-        <w:pStyle w:val="ListBullet"/>
-      </w:pPr>
-      <w:r>
-        <w:t>New privileged roles.</w:t>
-      </w:r>
-    </w:p>
-    <w:p>
-      <w:pPr>
-        <w:pStyle w:val="ListBullet"/>
-      </w:pPr>
-      <w:r>
-        <w:t>Risky counterparty interactions using the internal risk engine.</w:t>
-      </w:r>
-    </w:p>
-    <w:p>
-      <w:pPr>
-        <w:pStyle w:val="ListBullet"/>
-      </w:pPr>
-      <w:r>
-        <w:t>Failed transaction spikes.</w:t>
-      </w:r>
-    </w:p>
-    <w:p>
-      <w:pPr>
-        <w:pStyle w:val="ListBullet"/>
-      </w:pPr>
-      <w:r>
-        <w:t>Contract selfdestruct/deployment/codehash changes where supported.</w:t>
-      </w:r>
-    </w:p>
-    <w:p>
-      <w:pPr>
-        <w:pStyle w:val="ListBullet"/>
-      </w:pPr>
-      <w:r>
-        <w:t>Treasury outflows.</w:t>
-      </w:r>
-    </w:p>
-    <w:p>
-      <w:pPr>
-        <w:pStyle w:val="Heading2"/>
-      </w:pPr>
-      <w:r>
-        <w:t>Verify/Compliance product hardening</w:t>
-      </w:r>
-    </w:p>
-    <w:p>
-      <w:pPr>
-        <w:pStyle w:val="ListBullet"/>
-      </w:pPr>
-      <w:r>
-        <w:t>Add API-key quota tracking.</w:t>
-      </w:r>
-    </w:p>
-    <w:p>
-      <w:pPr>
-        <w:pStyle w:val="ListBullet"/>
-      </w:pPr>
-      <w:r>
-        <w:t>Add per-key rate limits.</w:t>
-      </w:r>
-    </w:p>
-    <w:p>
-      <w:pPr>
-        <w:pStyle w:val="ListBullet"/>
-      </w:pPr>
-      <w:r>
-        <w:t>Add customer dashboard for screening history.</w:t>
-      </w:r>
-    </w:p>
-    <w:p>
-      <w:pPr>
-        <w:pStyle w:val="ListBullet"/>
-      </w:pPr>
-      <w:r>
-        <w:t>Add CSV/batch screening.</w:t>
-      </w:r>
-    </w:p>
-    <w:p>
-      <w:pPr>
-        <w:pStyle w:val="ListBullet"/>
-      </w:pPr>
-      <w:r>
-        <w:t>Add webhook callbacks for risk-score changes.</w:t>
-      </w:r>
-    </w:p>
-    <w:p>
-      <w:pPr>
-        <w:pStyle w:val="ListBullet"/>
-      </w:pPr>
-      <w:r>
-        <w:t>Add report export.</w:t>
-      </w:r>
-    </w:p>
-    <w:p>
-      <w:pPr>
-        <w:pStyle w:val="ListBullet"/>
-      </w:pPr>
-      <w:r>
-        <w:t>Add case management UI.</w:t>
-      </w:r>
-    </w:p>
-    <w:p>
-      <w:pPr>
-        <w:pStyle w:val="Heading2"/>
-      </w:pPr>
-      <w:r>
-        <w:t>RWA production readiness</w:t>
-      </w:r>
-    </w:p>
-    <w:p>
-      <w:r>
-        <w:t>Do not deploy real securities until the following exist:</w:t>
-      </w:r>
-    </w:p>
-    <w:p>
-      <w:pPr>
-        <w:pStyle w:val="ListBullet"/>
-      </w:pPr>
-      <w:r>
-        <w:t>Safe addresses on Base, Arbitrum, Polygon, and Avalanche.</w:t>
-      </w:r>
-    </w:p>
-    <w:p>
-      <w:pPr>
-        <w:pStyle w:val="ListBullet"/>
-      </w:pPr>
-      <w:r>
-        <w:t>KYC/accreditation process.</w:t>
-      </w:r>
-    </w:p>
-    <w:p>
-      <w:pPr>
-        <w:pStyle w:val="ListBullet"/>
-      </w:pPr>
-      <w:r>
-        <w:t>Counsel-reviewed transfer restrictions.</w:t>
-      </w:r>
-    </w:p>
-    <w:p>
-      <w:pPr>
-        <w:pStyle w:val="ListBullet"/>
-      </w:pPr>
-      <w:r>
-        <w:t>Approved identity registry env allowlist.</w:t>
-      </w:r>
-    </w:p>
-    <w:p>
-      <w:pPr>
-        <w:pStyle w:val="ListBullet"/>
-      </w:pPr>
-      <w:r>
-        <w:t>Production deployment runbook.</w:t>
-      </w:r>
-    </w:p>
-    <w:p>
-      <w:pPr>
-        <w:pStyle w:val="ListBullet"/>
-      </w:pPr>
-      <w:r>
-        <w:t>Emergency transfer runbook.</w:t>
-      </w:r>
-    </w:p>
-    <w:p>
-      <w:pPr>
-        <w:pStyle w:val="ListBullet"/>
-      </w:pPr>
-      <w:r>
-        <w:t>Risk oracle update policy.</w:t>
-      </w:r>
-    </w:p>
-    <w:p>
-      <w:pPr>
-        <w:pStyle w:val="ListBullet"/>
-      </w:pPr>
-      <w:r>
-        <w:t>Fresh security re-review after final configuration.</w:t>
-      </w:r>
-    </w:p>
-    <w:p>
-      <w:pPr>
-        <w:pStyle w:val="Heading1"/>
-      </w:pPr>
-      <w:r>
         <w:t>Alchemy setup for graph ingestion</w:t>
       </w:r>
     </w:p>
     <w:p>
       <w:pPr>
-        <w:pStyle w:val="Heading2"/>
+        <w:pStyle w:val="Heading3"/>
       </w:pPr>
       <w:r>
         <w:t>Option A — API batch ingestion</w:t>
@@ -1261,7 +1216,6 @@
       <w:r>
         <w:rPr>
           <w:rFonts w:ascii="Courier New" w:hAnsi="Courier New"/>
-          <w:sz w:val="18"/>
         </w:rPr>
         <w:t>ALCHEMY_API_KEY</w:t>
       </w:r>
@@ -1279,13 +1233,9 @@
     </w:p>
     <w:p>
       <w:pPr>
-        <w:shd w:fill="F3F6FA"/>
-      </w:pPr>
-      <w:r>
-        <w:rPr>
-          <w:rFonts w:ascii="Courier New" w:hAnsi="Courier New"/>
-          <w:sz w:val="17"/>
-        </w:rPr>
+        <w:pStyle w:val="CodeBlock"/>
+      </w:pPr>
+      <w:r>
         <w:t>curl -X POST https://decaflow-backend.onrender.com/v1/risk/ingest/alchemy-transfers \</w:t>
         <w:br/>
         <w:t xml:space="preserve">  -H "Content-Type: application/json" \</w:t>
@@ -1297,7 +1247,7 @@
     </w:p>
     <w:p>
       <w:pPr>
-        <w:pStyle w:val="Heading2"/>
+        <w:pStyle w:val="Heading3"/>
       </w:pPr>
       <w:r>
         <w:t>Option B — webhooks</w:t>
@@ -1371,55 +1321,46 @@
     </w:p>
     <w:p>
       <w:pPr>
-        <w:shd w:fill="F3F6FA"/>
-      </w:pPr>
+        <w:pStyle w:val="CodeBlock"/>
+      </w:pPr>
+      <w:r>
+        <w:t>https://decaflow-backend.onrender.com/v1/risk/webhooks/alchemy</w:t>
+      </w:r>
+    </w:p>
+    <w:p>
+      <w:pPr>
+        <w:pStyle w:val="ListNumber"/>
+      </w:pPr>
+      <w:r>
+        <w:t>In the Alchemy webhook security/settings panel, copy the webhook signing key.</w:t>
+      </w:r>
+    </w:p>
+    <w:p>
+      <w:pPr>
+        <w:pStyle w:val="ListNumber"/>
+      </w:pPr>
+      <w:r>
+        <w:t>In DecaFlow Render env, set:</w:t>
+      </w:r>
+    </w:p>
+    <w:p>
+      <w:pPr>
+        <w:pStyle w:val="CodeBlock"/>
+      </w:pPr>
+      <w:r>
+        <w:t>ALCHEMY_WEBHOOK_SIGNING_KEY=&lt;Alchemy webhook signing key&gt;</w:t>
+      </w:r>
+    </w:p>
+    <w:p>
+      <w:pPr>
+        <w:pStyle w:val="ListNumber"/>
+      </w:pPr>
+      <w:r>
+        <w:t xml:space="preserve">Save and test webhook. DecaFlow verifies </w:t>
+      </w:r>
       <w:r>
         <w:rPr>
           <w:rFonts w:ascii="Courier New" w:hAnsi="Courier New"/>
-          <w:sz w:val="17"/>
-        </w:rPr>
-        <w:t>https://decaflow-backend.onrender.com/v1/risk/webhooks/alchemy</w:t>
-      </w:r>
-    </w:p>
-    <w:p>
-      <w:pPr>
-        <w:pStyle w:val="ListNumber"/>
-      </w:pPr>
-      <w:r>
-        <w:t>In the Alchemy webhook security/settings panel, copy the webhook signing key.</w:t>
-      </w:r>
-    </w:p>
-    <w:p>
-      <w:pPr>
-        <w:pStyle w:val="ListNumber"/>
-      </w:pPr>
-      <w:r>
-        <w:t>In DecaFlow Render env, set:</w:t>
-      </w:r>
-    </w:p>
-    <w:p>
-      <w:pPr>
-        <w:shd w:fill="F3F6FA"/>
-      </w:pPr>
-      <w:r>
-        <w:rPr>
-          <w:rFonts w:ascii="Courier New" w:hAnsi="Courier New"/>
-          <w:sz w:val="17"/>
-        </w:rPr>
-        <w:t>ALCHEMY_WEBHOOK_SIGNING_KEY=&lt;Alchemy webhook signing key&gt;</w:t>
-      </w:r>
-    </w:p>
-    <w:p>
-      <w:pPr>
-        <w:pStyle w:val="ListNumber"/>
-      </w:pPr>
-      <w:r>
-        <w:t xml:space="preserve">Save and test webhook. DecaFlow verifies </w:t>
-      </w:r>
-      <w:r>
-        <w:rPr>
-          <w:rFonts w:ascii="Courier New" w:hAnsi="Courier New"/>
-          <w:sz w:val="18"/>
         </w:rPr>
         <w:t>x-alchemy-signature</w:t>
       </w:r>
@@ -1429,7 +1370,7 @@
     </w:p>
     <w:p>
       <w:pPr>
-        <w:pStyle w:val="Heading1"/>
+        <w:pStyle w:val="Heading2"/>
       </w:pPr>
       <w:r>
         <w:t>Operational commands</w:t>
@@ -1437,13 +1378,9 @@
     </w:p>
     <w:p>
       <w:pPr>
-        <w:shd w:fill="F3F6FA"/>
-      </w:pPr>
-      <w:r>
-        <w:rPr>
-          <w:rFonts w:ascii="Courier New" w:hAnsi="Courier New"/>
-          <w:sz w:val="17"/>
-        </w:rPr>
+        <w:pStyle w:val="CodeBlock"/>
+      </w:pPr>
+      <w:r>
         <w:t>cd backend</w:t>
         <w:br/>
         <w:t>node src/scripts/ingest-ofac-sdn-crypto.js</w:t>
@@ -1459,13 +1396,9 @@
     </w:p>
     <w:p>
       <w:pPr>
-        <w:shd w:fill="F3F6FA"/>
-      </w:pPr>
-      <w:r>
-        <w:rPr>
-          <w:rFonts w:ascii="Courier New" w:hAnsi="Courier New"/>
-          <w:sz w:val="17"/>
-        </w:rPr>
+        <w:pStyle w:val="CodeBlock"/>
+      </w:pPr>
+      <w:r>
         <w:t>cd contracts</w:t>
         <w:br/>
         <w:t>npm test</w:t>
@@ -1473,7 +1406,7 @@
     </w:p>
     <w:p>
       <w:pPr>
-        <w:pStyle w:val="Heading1"/>
+        <w:pStyle w:val="Heading2"/>
       </w:pPr>
       <w:r>
         <w:t>Launch rule</w:t>
@@ -1486,7 +1419,7 @@
     </w:p>
     <w:p>
       <w:pPr>
-        <w:pStyle w:val="Heading1"/>
+        <w:pStyle w:val="Heading2"/>
       </w:pPr>
       <w:r>
         <w:t>Launch readiness re-review — 2026-08-08</w:t>
@@ -1494,7 +1427,7 @@
     </w:p>
     <w:p>
       <w:pPr>
-        <w:pStyle w:val="Heading2"/>
+        <w:pStyle w:val="Heading3"/>
       </w:pPr>
       <w:r>
         <w:t>Current launch position</w:t>
@@ -1512,7 +1445,6 @@
       <w:r>
         <w:rPr>
           <w:rFonts w:ascii="Courier New" w:hAnsi="Courier New"/>
-          <w:sz w:val="18"/>
         </w:rPr>
         <w:t>/v1/verify/check</w:t>
       </w:r>
@@ -1522,7 +1454,7 @@
     </w:p>
     <w:p>
       <w:pPr>
-        <w:pStyle w:val="Heading2"/>
+        <w:pStyle w:val="Heading3"/>
       </w:pPr>
       <w:r>
         <w:t>Evidence from this re-review</w:t>
@@ -1538,7 +1470,6 @@
       <w:r>
         <w:rPr>
           <w:rFonts w:ascii="Courier New" w:hAnsi="Courier New"/>
-          <w:sz w:val="18"/>
         </w:rPr>
         <w:t>npm run build</w:t>
       </w:r>
@@ -1556,7 +1487,6 @@
       <w:r>
         <w:rPr>
           <w:rFonts w:ascii="Courier New" w:hAnsi="Courier New"/>
-          <w:sz w:val="18"/>
         </w:rPr>
         <w:t>npm run build</w:t>
       </w:r>
@@ -1574,7 +1504,6 @@
       <w:r>
         <w:rPr>
           <w:rFonts w:ascii="Courier New" w:hAnsi="Courier New"/>
-          <w:sz w:val="18"/>
         </w:rPr>
         <w:t>53 passing</w:t>
       </w:r>
@@ -1592,7 +1521,6 @@
       <w:r>
         <w:rPr>
           <w:rFonts w:ascii="Courier New" w:hAnsi="Courier New"/>
-          <w:sz w:val="18"/>
         </w:rPr>
         <w:t>main</w:t>
       </w:r>
@@ -1607,7 +1535,6 @@
       <w:r>
         <w:rPr>
           <w:rFonts w:ascii="Courier New" w:hAnsi="Courier New"/>
-          <w:sz w:val="18"/>
         </w:rPr>
         <w:t>ALCHEMY_WEBHOOK_SIGNING_KEYS</w:t>
       </w:r>
@@ -1617,7 +1544,7 @@
     </w:p>
     <w:p>
       <w:pPr>
-        <w:pStyle w:val="Heading2"/>
+        <w:pStyle w:val="Heading3"/>
       </w:pPr>
       <w:r>
         <w:t>Must be done before claiming “100% public launch”</w:t>
@@ -1639,7 +1566,6 @@
       <w:r>
         <w:rPr>
           <w:rFonts w:ascii="Courier New" w:hAnsi="Courier New"/>
-          <w:sz w:val="18"/>
         </w:rPr>
         <w:t>ingest-ofac-sdn-crypto.js</w:t>
       </w:r>
@@ -1649,7 +1575,6 @@
       <w:r>
         <w:rPr>
           <w:rFonts w:ascii="Courier New" w:hAnsi="Courier New"/>
-          <w:sz w:val="18"/>
         </w:rPr>
         <w:t>ingest-public-sanctions-lists.js</w:t>
       </w:r>
@@ -1659,7 +1584,6 @@
       <w:r>
         <w:rPr>
           <w:rFonts w:ascii="Courier New" w:hAnsi="Courier New"/>
-          <w:sz w:val="18"/>
         </w:rPr>
         <w:t>ingest-curated-risk-labels.js</w:t>
       </w:r>
@@ -1697,7 +1621,6 @@
       <w:r>
         <w:rPr>
           <w:rFonts w:ascii="Courier New" w:hAnsi="Courier New"/>
-          <w:sz w:val="18"/>
         </w:rPr>
         <w:t>DATABASE_URL</w:t>
       </w:r>
@@ -1707,7 +1630,6 @@
       <w:r>
         <w:rPr>
           <w:rFonts w:ascii="Courier New" w:hAnsi="Courier New"/>
-          <w:sz w:val="18"/>
         </w:rPr>
         <w:t>DATABASE_CA_CERT</w:t>
       </w:r>
@@ -1717,7 +1639,6 @@
       <w:r>
         <w:rPr>
           <w:rFonts w:ascii="Courier New" w:hAnsi="Courier New"/>
-          <w:sz w:val="18"/>
         </w:rPr>
         <w:t>ADMIN_KEY</w:t>
       </w:r>
@@ -1727,7 +1648,6 @@
       <w:r>
         <w:rPr>
           <w:rFonts w:ascii="Courier New" w:hAnsi="Courier New"/>
-          <w:sz w:val="18"/>
         </w:rPr>
         <w:t>RISK_PROVIDER=internal</w:t>
       </w:r>
@@ -1737,7 +1657,6 @@
       <w:r>
         <w:rPr>
           <w:rFonts w:ascii="Courier New" w:hAnsi="Courier New"/>
-          <w:sz w:val="18"/>
         </w:rPr>
         <w:t>ALLOW_DEMO_RISK=false</w:t>
       </w:r>
@@ -1747,7 +1666,6 @@
       <w:r>
         <w:rPr>
           <w:rFonts w:ascii="Courier New" w:hAnsi="Courier New"/>
-          <w:sz w:val="18"/>
         </w:rPr>
         <w:t>ALCHEMY_API_KEY</w:t>
       </w:r>
@@ -1757,7 +1675,6 @@
       <w:r>
         <w:rPr>
           <w:rFonts w:ascii="Courier New" w:hAnsi="Courier New"/>
-          <w:sz w:val="18"/>
         </w:rPr>
         <w:t>ALCHEMY_WEBHOOK_SIGNING_KEYS</w:t>
       </w:r>
@@ -1767,7 +1684,6 @@
       <w:r>
         <w:rPr>
           <w:rFonts w:ascii="Courier New" w:hAnsi="Courier New"/>
-          <w:sz w:val="18"/>
         </w:rPr>
         <w:t>SHIELD_EVENT_WEBHOOK_SECRET</w:t>
       </w:r>
@@ -1791,7 +1707,6 @@
       <w:r>
         <w:rPr>
           <w:rFonts w:ascii="Courier New" w:hAnsi="Courier New"/>
-          <w:sz w:val="18"/>
         </w:rPr>
         <w:t>risk_graph_edges</w:t>
       </w:r>
@@ -1829,7 +1744,6 @@
       <w:r>
         <w:rPr>
           <w:rFonts w:ascii="Courier New" w:hAnsi="Courier New"/>
-          <w:sz w:val="18"/>
         </w:rPr>
         <w:t>/v1/verify/demo</w:t>
       </w:r>
@@ -1839,7 +1753,6 @@
       <w:r>
         <w:rPr>
           <w:rFonts w:ascii="Courier New" w:hAnsi="Courier New"/>
-          <w:sz w:val="18"/>
         </w:rPr>
         <w:t>/v1/compliance/demo-score</w:t>
       </w:r>
@@ -1891,7 +1804,6 @@
       <w:r>
         <w:rPr>
           <w:rFonts w:ascii="Courier New" w:hAnsi="Courier New"/>
-          <w:sz w:val="18"/>
         </w:rPr>
         <w:t>X-Admin-Key</w:t>
       </w:r>
@@ -1915,7 +1827,7 @@
     </w:p>
     <w:p>
       <w:pPr>
-        <w:pStyle w:val="Heading2"/>
+        <w:pStyle w:val="Heading3"/>
       </w:pPr>
       <w:r>
         <w:t>Recommended production cron jobs</w:t>
@@ -1928,7 +1840,6 @@
       <w:r>
         <w:rPr>
           <w:rFonts w:ascii="Courier New" w:hAnsi="Courier New"/>
-          <w:sz w:val="18"/>
         </w:rPr>
         <w:t>backend</w:t>
       </w:r>
@@ -1938,13 +1849,9 @@
     </w:p>
     <w:p>
       <w:pPr>
-        <w:shd w:fill="F3F6FA"/>
-      </w:pPr>
-      <w:r>
-        <w:rPr>
-          <w:rFonts w:ascii="Courier New" w:hAnsi="Courier New"/>
-          <w:sz w:val="17"/>
-        </w:rPr>
+        <w:pStyle w:val="CodeBlock"/>
+      </w:pPr>
+      <w:r>
         <w:t>node src/scripts/ingest-ofac-sdn-crypto.js</w:t>
         <w:br/>
         <w:t>node src/scripts/ingest-public-sanctions-lists.js</w:t>
@@ -2001,7 +1908,7 @@
     </w:p>
     <w:p>
       <w:pPr>
-        <w:pStyle w:val="Heading2"/>
+        <w:pStyle w:val="Heading3"/>
       </w:pPr>
       <w:r>
         <w:t>Alchemy production checklist</w:t>
@@ -2033,7 +1940,6 @@
       <w:r>
         <w:rPr>
           <w:rFonts w:ascii="Courier New" w:hAnsi="Courier New"/>
-          <w:sz w:val="18"/>
         </w:rPr>
         <w:t>/v1/risk/webhooks/alchemy</w:t>
       </w:r>
@@ -2051,7 +1957,6 @@
       <w:r>
         <w:rPr>
           <w:rFonts w:ascii="Courier New" w:hAnsi="Courier New"/>
-          <w:sz w:val="18"/>
         </w:rPr>
         <w:t>ALCHEMY_WEBHOOK_SIGNING_KEYS</w:t>
       </w:r>
@@ -2069,7 +1974,6 @@
       <w:r>
         <w:rPr>
           <w:rFonts w:ascii="Courier New" w:hAnsi="Courier New"/>
-          <w:sz w:val="18"/>
         </w:rPr>
         <w:t>ALCHEMY_API_KEY</w:t>
       </w:r>
@@ -2087,7 +1991,6 @@
       <w:r>
         <w:rPr>
           <w:rFonts w:ascii="Courier New" w:hAnsi="Courier New"/>
-          <w:sz w:val="18"/>
         </w:rPr>
         <w:t>risk_graph_edges</w:t>
       </w:r>
@@ -2105,7 +2008,7 @@
     </w:p>
     <w:p>
       <w:pPr>
-        <w:pStyle w:val="Heading1"/>
+        <w:pStyle w:val="Heading2"/>
       </w:pPr>
       <w:r>
         <w:t>Immediate hardening update — production DB, Shield scanner, and admin keys</w:t>
@@ -2113,7 +2016,7 @@
     </w:p>
     <w:p>
       <w:pPr>
-        <w:pStyle w:val="Heading2"/>
+        <w:pStyle w:val="Heading3"/>
       </w:pPr>
       <w:r>
         <w:t>Production DB ingestion runbook</w:t>
@@ -2126,7 +2029,6 @@
       <w:r>
         <w:rPr>
           <w:rFonts w:ascii="Courier New" w:hAnsi="Courier New"/>
-          <w:sz w:val="18"/>
         </w:rPr>
         <w:t>DATABASE_URL</w:t>
       </w:r>
@@ -2136,7 +2038,6 @@
       <w:r>
         <w:rPr>
           <w:rFonts w:ascii="Courier New" w:hAnsi="Courier New"/>
-          <w:sz w:val="18"/>
         </w:rPr>
         <w:t>DATABASE_CA_CERT</w:t>
       </w:r>
@@ -2175,7 +2076,6 @@
       <w:r>
         <w:rPr>
           <w:rFonts w:ascii="Courier New" w:hAnsi="Courier New"/>
-          <w:sz w:val="18"/>
         </w:rPr>
         <w:t>main</w:t>
       </w:r>
@@ -2219,7 +2119,6 @@
       <w:r>
         <w:rPr>
           <w:rFonts w:ascii="Courier New" w:hAnsi="Courier New"/>
-          <w:sz w:val="18"/>
         </w:rPr>
         <w:t>affidexlab/new/backend</w:t>
       </w:r>
@@ -2237,13 +2136,9 @@
     </w:p>
     <w:p>
       <w:pPr>
-        <w:shd w:fill="F3F6FA"/>
-      </w:pPr>
-      <w:r>
-        <w:rPr>
-          <w:rFonts w:ascii="Courier New" w:hAnsi="Courier New"/>
-          <w:sz w:val="17"/>
-        </w:rPr>
+        <w:pStyle w:val="CodeBlock"/>
+      </w:pPr>
+      <w:r>
         <w:t>npm run ingest:ofac</w:t>
         <w:br/>
         <w:t>npm run ingest:sanctions</w:t>
@@ -2260,13 +2155,9 @@
     </w:p>
     <w:p>
       <w:pPr>
-        <w:shd w:fill="F3F6FA"/>
-      </w:pPr>
-      <w:r>
-        <w:rPr>
-          <w:rFonts w:ascii="Courier New" w:hAnsi="Courier New"/>
-          <w:sz w:val="17"/>
-        </w:rPr>
+        <w:pStyle w:val="CodeBlock"/>
+      </w:pPr>
+      <w:r>
         <w:t>cd affidexlab/new/backend &amp;&amp; npm ci &amp;&amp; npm run ingest:ofac</w:t>
         <w:br/>
         <w:t>cd affidexlab/new/backend &amp;&amp; npm ci &amp;&amp; npm run ingest:sanctions</w:t>
@@ -2283,7 +2174,6 @@
       <w:r>
         <w:rPr>
           <w:rFonts w:ascii="Courier New" w:hAnsi="Courier New"/>
-          <w:sz w:val="18"/>
         </w:rPr>
         <w:t>DATABASE_URL</w:t>
       </w:r>
@@ -2293,7 +2183,6 @@
       <w:r>
         <w:rPr>
           <w:rFonts w:ascii="Courier New" w:hAnsi="Courier New"/>
-          <w:sz w:val="18"/>
         </w:rPr>
         <w:t>DATABASE_CA_CERT</w:t>
       </w:r>
@@ -2303,7 +2192,7 @@
     </w:p>
     <w:p>
       <w:pPr>
-        <w:pStyle w:val="Heading2"/>
+        <w:pStyle w:val="Heading3"/>
       </w:pPr>
       <w:r>
         <w:t>Shield security scanner now added</w:t>
@@ -2316,7 +2205,6 @@
       <w:r>
         <w:rPr>
           <w:rFonts w:ascii="Courier New" w:hAnsi="Courier New"/>
-          <w:sz w:val="18"/>
         </w:rPr>
         <w:t>shieldSecurityScanner.js</w:t>
       </w:r>
@@ -2326,7 +2214,6 @@
       <w:r>
         <w:rPr>
           <w:rFonts w:ascii="Courier New" w:hAnsi="Courier New"/>
-          <w:sz w:val="18"/>
         </w:rPr>
         <w:t>npm run shield:scan-security</w:t>
       </w:r>
@@ -2405,13 +2292,9 @@
     </w:p>
     <w:p>
       <w:pPr>
-        <w:shd w:fill="F3F6FA"/>
-      </w:pPr>
-      <w:r>
-        <w:rPr>
-          <w:rFonts w:ascii="Courier New" w:hAnsi="Courier New"/>
-          <w:sz w:val="17"/>
-        </w:rPr>
+        <w:pStyle w:val="CodeBlock"/>
+      </w:pPr>
+      <w:r>
         <w:t>curl -X POST https://decaflow-backend.onrender.com/v1/shield/scan/security \</w:t>
         <w:br/>
         <w:t xml:space="preserve">  -H "Content-Type: application/json" \</w:t>
@@ -2428,19 +2311,26 @@
     </w:p>
     <w:p>
       <w:pPr>
-        <w:shd w:fill="F3F6FA"/>
+        <w:pStyle w:val="CodeBlock"/>
+      </w:pPr>
+      <w:r>
+        <w:t>cd affidexlab/new/backend &amp;&amp; npm ci &amp;&amp; npm run shield:scan-security</w:t>
+      </w:r>
+    </w:p>
+    <w:p>
+      <w:r>
+        <w:t>Required RPC env vars:</w:t>
+      </w:r>
+    </w:p>
+    <w:p>
+      <w:pPr>
+        <w:pStyle w:val="ListBullet"/>
       </w:pPr>
       <w:r>
         <w:rPr>
           <w:rFonts w:ascii="Courier New" w:hAnsi="Courier New"/>
-          <w:sz w:val="17"/>
         </w:rPr>
-        <w:t>cd affidexlab/new/backend &amp;&amp; npm ci &amp;&amp; npm run shield:scan-security</w:t>
-      </w:r>
-    </w:p>
-    <w:p>
-      <w:r>
-        <w:t>Required RPC env vars:</w:t>
+        <w:t>RPC_ARBITRUM</w:t>
       </w:r>
     </w:p>
     <w:p>
@@ -2450,9 +2340,8 @@
       <w:r>
         <w:rPr>
           <w:rFonts w:ascii="Courier New" w:hAnsi="Courier New"/>
-          <w:sz w:val="18"/>
         </w:rPr>
-        <w:t>RPC_ARBITRUM</w:t>
+        <w:t>RPC_BASE</w:t>
       </w:r>
     </w:p>
     <w:p>
@@ -2462,9 +2351,8 @@
       <w:r>
         <w:rPr>
           <w:rFonts w:ascii="Courier New" w:hAnsi="Courier New"/>
-          <w:sz w:val="18"/>
         </w:rPr>
-        <w:t>RPC_BASE</w:t>
+        <w:t>RPC_POLYGON</w:t>
       </w:r>
     </w:p>
     <w:p>
@@ -2474,64 +2362,48 @@
       <w:r>
         <w:rPr>
           <w:rFonts w:ascii="Courier New" w:hAnsi="Courier New"/>
-          <w:sz w:val="18"/>
         </w:rPr>
-        <w:t>RPC_POLYGON</w:t>
+        <w:t>RPC_AVALANCHE</w:t>
       </w:r>
     </w:p>
     <w:p>
       <w:pPr>
         <w:pStyle w:val="ListBullet"/>
       </w:pPr>
+      <w:r>
+        <w:t xml:space="preserve">Optional: </w:t>
+      </w:r>
       <w:r>
         <w:rPr>
           <w:rFonts w:ascii="Courier New" w:hAnsi="Courier New"/>
-          <w:sz w:val="18"/>
         </w:rPr>
-        <w:t>RPC_AVALANCHE</w:t>
-      </w:r>
-    </w:p>
-    <w:p>
-      <w:pPr>
-        <w:pStyle w:val="ListBullet"/>
-      </w:pPr>
-      <w:r>
-        <w:t xml:space="preserve">Optional: </w:t>
+        <w:t>RPC_ETHEREUM</w:t>
+      </w:r>
+      <w:r>
+        <w:t xml:space="preserve">, </w:t>
       </w:r>
       <w:r>
         <w:rPr>
           <w:rFonts w:ascii="Courier New" w:hAnsi="Courier New"/>
-          <w:sz w:val="18"/>
         </w:rPr>
-        <w:t>RPC_ETHEREUM</w:t>
-      </w:r>
-      <w:r>
-        <w:t xml:space="preserve">, </w:t>
+        <w:t>RPC_OPTIMISM</w:t>
+      </w:r>
+    </w:p>
+    <w:p>
+      <w:pPr>
+        <w:pStyle w:val="Heading3"/>
+      </w:pPr>
+      <w:r>
+        <w:t>Admin key upgrade</w:t>
+      </w:r>
+    </w:p>
+    <w:p>
+      <w:r>
+        <w:t xml:space="preserve">Admin APIs now support hashed scoped admin keys, while the old </w:t>
       </w:r>
       <w:r>
         <w:rPr>
           <w:rFonts w:ascii="Courier New" w:hAnsi="Courier New"/>
-          <w:sz w:val="18"/>
-        </w:rPr>
-        <w:t>RPC_OPTIMISM</w:t>
-      </w:r>
-    </w:p>
-    <w:p>
-      <w:pPr>
-        <w:pStyle w:val="Heading2"/>
-      </w:pPr>
-      <w:r>
-        <w:t>Admin key upgrade</w:t>
-      </w:r>
-    </w:p>
-    <w:p>
-      <w:r>
-        <w:t xml:space="preserve">Admin APIs now support hashed scoped admin keys, while the old </w:t>
-      </w:r>
-      <w:r>
-        <w:rPr>
-          <w:rFonts w:ascii="Courier New" w:hAnsi="Courier New"/>
-          <w:sz w:val="18"/>
         </w:rPr>
         <w:t>ADMIN_KEY</w:t>
       </w:r>
@@ -2541,13 +2413,9 @@
     </w:p>
     <w:p>
       <w:pPr>
-        <w:shd w:fill="F3F6FA"/>
-      </w:pPr>
-      <w:r>
-        <w:rPr>
-          <w:rFonts w:ascii="Courier New" w:hAnsi="Courier New"/>
-          <w:sz w:val="17"/>
-        </w:rPr>
+        <w:pStyle w:val="CodeBlock"/>
+      </w:pPr>
+      <w:r>
         <w:t>cd affidexlab/new/backend</w:t>
         <w:br/>
         <w:t>node src/scripts/create-admin-api-key.js "Launch Admin" "*"</w:t>
@@ -2560,7 +2428,6 @@
       <w:r>
         <w:rPr>
           <w:rFonts w:ascii="Courier New" w:hAnsi="Courier New"/>
-          <w:sz w:val="18"/>
         </w:rPr>
         <w:t>df_admin_...</w:t>
       </w:r>
@@ -2570,52 +2437,60 @@
     </w:p>
     <w:p>
       <w:pPr>
-        <w:shd w:fill="F3F6FA"/>
-      </w:pPr>
+        <w:pStyle w:val="CodeBlock"/>
+      </w:pPr>
+      <w:r>
+        <w:t>Authorization: Bearer df_admin_...</w:t>
+      </w:r>
+    </w:p>
+    <w:p>
+      <w:r>
+        <w:t xml:space="preserve">After confirming the new key works, remove or rotate the legacy </w:t>
+      </w:r>
       <w:r>
         <w:rPr>
           <w:rFonts w:ascii="Courier New" w:hAnsi="Courier New"/>
-          <w:sz w:val="17"/>
         </w:rPr>
-        <w:t>Authorization: Bearer df_admin_...</w:t>
-      </w:r>
-    </w:p>
-    <w:p>
-      <w:r>
-        <w:t xml:space="preserve">After confirming the new key works, remove or rotate the legacy </w:t>
+        <w:t>ADMIN_KEY</w:t>
+      </w:r>
+      <w:r>
+        <w:t xml:space="preserve">. The database stores only the SHA-256 hash and logs admin attempts to </w:t>
       </w:r>
       <w:r>
         <w:rPr>
           <w:rFonts w:ascii="Courier New" w:hAnsi="Courier New"/>
-          <w:sz w:val="18"/>
         </w:rPr>
-        <w:t>ADMIN_KEY</w:t>
-      </w:r>
-      <w:r>
-        <w:t xml:space="preserve">. The database stores only the SHA-256 hash and logs admin attempts to </w:t>
-      </w:r>
+        <w:t>admin_audit_logs</w:t>
+      </w:r>
+      <w:r>
+        <w:t>.</w:t>
+      </w:r>
+    </w:p>
+    <w:p>
+      <w:pPr>
+        <w:pStyle w:val="Heading2"/>
+      </w:pPr>
+      <w:r>
+        <w:t>Render Shell alternative — GitHub Actions ops runner</w:t>
+      </w:r>
+    </w:p>
+    <w:p>
+      <w:r>
+        <w:t>Render Shell is not required. The repo now includes GitHub Actions workflows that run production operations against the production database using GitHub encrypted secrets:</w:t>
+      </w:r>
+    </w:p>
+    <w:p>
+      <w:pPr>
+        <w:pStyle w:val="ListBullet"/>
+      </w:pPr>
       <w:r>
         <w:rPr>
           <w:rFonts w:ascii="Courier New" w:hAnsi="Courier New"/>
-          <w:sz w:val="18"/>
         </w:rPr>
-        <w:t>admin_audit_logs</w:t>
-      </w:r>
-      <w:r>
-        <w:t>.</w:t>
-      </w:r>
-    </w:p>
-    <w:p>
-      <w:pPr>
-        <w:pStyle w:val="Heading1"/>
-      </w:pPr>
-      <w:r>
-        <w:t>Render Shell alternative — GitHub Actions ops runner</w:t>
-      </w:r>
-    </w:p>
-    <w:p>
-      <w:r>
-        <w:t>Render Shell is not required. The repo now includes GitHub Actions workflows that run production operations against the production database using GitHub encrypted secrets:</w:t>
+        <w:t>.github/workflows/production-risk-ingestion.yml</w:t>
+      </w:r>
+      <w:r>
+        <w:t xml:space="preserve"> runs OFAC, public sanctions, public scam/phishing feeds, curated labels, and calibration every 6 hours, and can also be triggered manually from the GitHub Actions tab.</w:t>
       </w:r>
     </w:p>
     <w:p>
@@ -2625,12 +2500,16 @@
       <w:r>
         <w:rPr>
           <w:rFonts w:ascii="Courier New" w:hAnsi="Courier New"/>
-          <w:sz w:val="18"/>
         </w:rPr>
-        <w:t>.github/workflows/production-risk-ingestion.yml</w:t>
-      </w:r>
-      <w:r>
-        <w:t xml:space="preserve"> runs OFAC, public sanctions, public scam/phishing feeds, curated labels, and calibration every 6 hours, and can also be triggered manually from the GitHub Actions tab.</w:t>
+        <w:t>.github/workflows/shield-monitor.yml</w:t>
+      </w:r>
+      <w:r>
+        <w:t xml:space="preserve"> runs the Shield balance monitor plus the Shield security scanner every 15 minutes.</w:t>
+      </w:r>
+    </w:p>
+    <w:p>
+      <w:r>
+        <w:t>Required GitHub repository secrets:</w:t>
       </w:r>
     </w:p>
     <w:p>
@@ -2640,17 +2519,8 @@
       <w:r>
         <w:rPr>
           <w:rFonts w:ascii="Courier New" w:hAnsi="Courier New"/>
-          <w:sz w:val="18"/>
         </w:rPr>
-        <w:t>.github/workflows/shield-monitor.yml</w:t>
-      </w:r>
-      <w:r>
-        <w:t xml:space="preserve"> runs the Shield balance monitor plus the Shield security scanner every 15 minutes.</w:t>
-      </w:r>
-    </w:p>
-    <w:p>
-      <w:r>
-        <w:t>Required GitHub repository secrets:</w:t>
+        <w:t>DATABASE_URL</w:t>
       </w:r>
     </w:p>
     <w:p>
@@ -2660,9 +2530,8 @@
       <w:r>
         <w:rPr>
           <w:rFonts w:ascii="Courier New" w:hAnsi="Courier New"/>
-          <w:sz w:val="18"/>
         </w:rPr>
-        <w:t>DATABASE_URL</w:t>
+        <w:t>DATABASE_CA_CERT</w:t>
       </w:r>
     </w:p>
     <w:p>
@@ -2672,9 +2541,8 @@
       <w:r>
         <w:rPr>
           <w:rFonts w:ascii="Courier New" w:hAnsi="Courier New"/>
-          <w:sz w:val="18"/>
         </w:rPr>
-        <w:t>DATABASE_CA_CERT</w:t>
+        <w:t>ALCHEMY_API_KEY</w:t>
       </w:r>
     </w:p>
     <w:p>
@@ -2684,9 +2552,8 @@
       <w:r>
         <w:rPr>
           <w:rFonts w:ascii="Courier New" w:hAnsi="Courier New"/>
-          <w:sz w:val="18"/>
         </w:rPr>
-        <w:t>ALCHEMY_API_KEY</w:t>
+        <w:t>RPC_ARBITRUM</w:t>
       </w:r>
     </w:p>
     <w:p>
@@ -2696,9 +2563,8 @@
       <w:r>
         <w:rPr>
           <w:rFonts w:ascii="Courier New" w:hAnsi="Courier New"/>
-          <w:sz w:val="18"/>
         </w:rPr>
-        <w:t>RPC_ARBITRUM</w:t>
+        <w:t>RPC_BASE</w:t>
       </w:r>
     </w:p>
     <w:p>
@@ -2708,9 +2574,8 @@
       <w:r>
         <w:rPr>
           <w:rFonts w:ascii="Courier New" w:hAnsi="Courier New"/>
-          <w:sz w:val="18"/>
         </w:rPr>
-        <w:t>RPC_BASE</w:t>
+        <w:t>RPC_POLYGON</w:t>
       </w:r>
     </w:p>
     <w:p>
@@ -2720,9 +2585,8 @@
       <w:r>
         <w:rPr>
           <w:rFonts w:ascii="Courier New" w:hAnsi="Courier New"/>
-          <w:sz w:val="18"/>
         </w:rPr>
-        <w:t>RPC_POLYGON</w:t>
+        <w:t>RPC_AVALANCHE</w:t>
       </w:r>
     </w:p>
     <w:p>
@@ -2732,9 +2596,8 @@
       <w:r>
         <w:rPr>
           <w:rFonts w:ascii="Courier New" w:hAnsi="Courier New"/>
-          <w:sz w:val="18"/>
         </w:rPr>
-        <w:t>RPC_AVALANCHE</w:t>
+        <w:t>SMTP_HOST</w:t>
       </w:r>
     </w:p>
     <w:p>
@@ -2744,9 +2607,8 @@
       <w:r>
         <w:rPr>
           <w:rFonts w:ascii="Courier New" w:hAnsi="Courier New"/>
-          <w:sz w:val="18"/>
         </w:rPr>
-        <w:t>SMTP_HOST</w:t>
+        <w:t>SMTP_PORT</w:t>
       </w:r>
     </w:p>
     <w:p>
@@ -2756,9 +2618,8 @@
       <w:r>
         <w:rPr>
           <w:rFonts w:ascii="Courier New" w:hAnsi="Courier New"/>
-          <w:sz w:val="18"/>
         </w:rPr>
-        <w:t>SMTP_PORT</w:t>
+        <w:t>SMTP_USER</w:t>
       </w:r>
     </w:p>
     <w:p>
@@ -2768,9 +2629,8 @@
       <w:r>
         <w:rPr>
           <w:rFonts w:ascii="Courier New" w:hAnsi="Courier New"/>
-          <w:sz w:val="18"/>
         </w:rPr>
-        <w:t>SMTP_USER</w:t>
+        <w:t>SMTP_PASS</w:t>
       </w:r>
     </w:p>
     <w:p>
@@ -2780,9 +2640,8 @@
       <w:r>
         <w:rPr>
           <w:rFonts w:ascii="Courier New" w:hAnsi="Courier New"/>
-          <w:sz w:val="18"/>
         </w:rPr>
-        <w:t>SMTP_PASS</w:t>
+        <w:t>NOTIFY_EMAIL</w:t>
       </w:r>
     </w:p>
     <w:p>
@@ -2792,9 +2651,13 @@
       <w:r>
         <w:rPr>
           <w:rFonts w:ascii="Courier New" w:hAnsi="Courier New"/>
-          <w:sz w:val="18"/>
         </w:rPr>
-        <w:t>NOTIFY_EMAIL</w:t>
+        <w:t>SHIELD_ALERT_EMAIL</w:t>
+      </w:r>
+    </w:p>
+    <w:p>
+      <w:r>
+        <w:t>Optional override secrets:</w:t>
       </w:r>
     </w:p>
     <w:p>
@@ -2804,14 +2667,8 @@
       <w:r>
         <w:rPr>
           <w:rFonts w:ascii="Courier New" w:hAnsi="Courier New"/>
-          <w:sz w:val="18"/>
         </w:rPr>
-        <w:t>SHIELD_ALERT_EMAIL</w:t>
-      </w:r>
-    </w:p>
-    <w:p>
-      <w:r>
-        <w:t>Optional override secrets:</w:t>
+        <w:t>RPC_ETHEREUM</w:t>
       </w:r>
     </w:p>
     <w:p>
@@ -2821,9 +2678,8 @@
       <w:r>
         <w:rPr>
           <w:rFonts w:ascii="Courier New" w:hAnsi="Courier New"/>
-          <w:sz w:val="18"/>
         </w:rPr>
-        <w:t>RPC_ETHEREUM</w:t>
+        <w:t>RPC_OPTIMISM</w:t>
       </w:r>
     </w:p>
     <w:p>
@@ -2833,9 +2689,8 @@
       <w:r>
         <w:rPr>
           <w:rFonts w:ascii="Courier New" w:hAnsi="Courier New"/>
-          <w:sz w:val="18"/>
         </w:rPr>
-        <w:t>RPC_OPTIMISM</w:t>
+        <w:t>UN_CONSOLIDATED_SANCTIONS_URL</w:t>
       </w:r>
     </w:p>
     <w:p>
@@ -2845,9 +2700,8 @@
       <w:r>
         <w:rPr>
           <w:rFonts w:ascii="Courier New" w:hAnsi="Courier New"/>
-          <w:sz w:val="18"/>
         </w:rPr>
-        <w:t>UN_CONSOLIDATED_SANCTIONS_URL</w:t>
+        <w:t>EU_CONSOLIDATED_SANCTIONS_URL</w:t>
       </w:r>
     </w:p>
     <w:p>
@@ -2857,19 +2711,6 @@
       <w:r>
         <w:rPr>
           <w:rFonts w:ascii="Courier New" w:hAnsi="Courier New"/>
-          <w:sz w:val="18"/>
-        </w:rPr>
-        <w:t>EU_CONSOLIDATED_SANCTIONS_URL</w:t>
-      </w:r>
-    </w:p>
-    <w:p>
-      <w:pPr>
-        <w:pStyle w:val="ListBullet"/>
-      </w:pPr>
-      <w:r>
-        <w:rPr>
-          <w:rFonts w:ascii="Courier New" w:hAnsi="Courier New"/>
-          <w:sz w:val="18"/>
         </w:rPr>
         <w:t>UK_HMT_CONSOLIDATED_SANCTIONS_URL</w:t>
       </w:r>
@@ -2948,7 +2789,6 @@
       <w:r>
         <w:rPr>
           <w:rFonts w:ascii="Courier New" w:hAnsi="Courier New"/>
-          <w:sz w:val="18"/>
         </w:rPr>
         <w:t>all</w:t>
       </w:r>
@@ -2958,7 +2798,6 @@
       <w:r>
         <w:rPr>
           <w:rFonts w:ascii="Courier New" w:hAnsi="Courier New"/>
-          <w:sz w:val="18"/>
         </w:rPr>
         <w:t>ofac</w:t>
       </w:r>
@@ -2968,7 +2807,6 @@
       <w:r>
         <w:rPr>
           <w:rFonts w:ascii="Courier New" w:hAnsi="Courier New"/>
-          <w:sz w:val="18"/>
         </w:rPr>
         <w:t>sanctions</w:t>
       </w:r>
@@ -2978,7 +2816,6 @@
       <w:r>
         <w:rPr>
           <w:rFonts w:ascii="Courier New" w:hAnsi="Courier New"/>
-          <w:sz w:val="18"/>
         </w:rPr>
         <w:t>public-feeds</w:t>
       </w:r>
@@ -2988,7 +2825,6 @@
       <w:r>
         <w:rPr>
           <w:rFonts w:ascii="Courier New" w:hAnsi="Courier New"/>
-          <w:sz w:val="18"/>
         </w:rPr>
         <w:t>curated</w:t>
       </w:r>
@@ -2998,7 +2834,6 @@
       <w:r>
         <w:rPr>
           <w:rFonts w:ascii="Courier New" w:hAnsi="Courier New"/>
-          <w:sz w:val="18"/>
         </w:rPr>
         <w:t>calibrate</w:t>
       </w:r>
@@ -3021,7 +2856,7 @@
     </w:p>
     <w:p>
       <w:pPr>
-        <w:pStyle w:val="Heading1"/>
+        <w:pStyle w:val="Heading2"/>
       </w:pPr>
       <w:r>
         <w:t>Post-run review update — ingestion and scanner truthfulness</w:t>
@@ -3042,7 +2877,6 @@
       <w:r>
         <w:rPr>
           <w:rFonts w:ascii="Courier New" w:hAnsi="Courier New"/>
-          <w:sz w:val="18"/>
         </w:rPr>
         <w:t>idList</w:t>
       </w:r>
@@ -3060,7 +2894,6 @@
       <w:r>
         <w:rPr>
           <w:rFonts w:ascii="Courier New" w:hAnsi="Courier New"/>
-          <w:sz w:val="18"/>
         </w:rPr>
         <w:t>EU_CONSOLIDATED_SANCTIONS_URL</w:t>
       </w:r>
@@ -3078,7 +2911,6 @@
       <w:r>
         <w:rPr>
           <w:rFonts w:ascii="Courier New" w:hAnsi="Courier New"/>
-          <w:sz w:val="18"/>
         </w:rPr>
         <w:t>eth_getLogs</w:t>
       </w:r>
@@ -3093,7 +2925,6 @@
       <w:r>
         <w:rPr>
           <w:rFonts w:ascii="Courier New" w:hAnsi="Courier New"/>
-          <w:sz w:val="18"/>
         </w:rPr>
         <w:t>--allow-fail</w:t>
       </w:r>
@@ -3103,7 +2934,7 @@
     </w:p>
     <w:p>
       <w:pPr>
-        <w:pStyle w:val="Heading1"/>
+        <w:pStyle w:val="Heading2"/>
       </w:pPr>
       <w:r>
         <w:t>Founder console, checkout, and branding update — 2026-08-08</w:t>
@@ -3111,7 +2942,7 @@
     </w:p>
     <w:p>
       <w:pPr>
-        <w:pStyle w:val="Heading2"/>
+        <w:pStyle w:val="Heading3"/>
       </w:pPr>
       <w:r>
         <w:t>Founder control center</w:t>
@@ -3124,7 +2955,6 @@
       <w:r>
         <w:rPr>
           <w:rFonts w:ascii="Courier New" w:hAnsi="Courier New"/>
-          <w:sz w:val="18"/>
         </w:rPr>
         <w:t>/founder-control</w:t>
       </w:r>
@@ -3134,7 +2964,6 @@
       <w:r>
         <w:rPr>
           <w:rFonts w:ascii="Courier New" w:hAnsi="Courier New"/>
-          <w:sz w:val="18"/>
         </w:rPr>
         <w:t>df_admin_...</w:t>
       </w:r>
@@ -3165,7 +2994,6 @@
       <w:r>
         <w:rPr>
           <w:rFonts w:ascii="Courier New" w:hAnsi="Courier New"/>
-          <w:sz w:val="18"/>
         </w:rPr>
         <w:t>active</w:t>
       </w:r>
@@ -3175,7 +3003,6 @@
       <w:r>
         <w:rPr>
           <w:rFonts w:ascii="Courier New" w:hAnsi="Courier New"/>
-          <w:sz w:val="18"/>
         </w:rPr>
         <w:t>beta</w:t>
       </w:r>
@@ -3185,7 +3012,6 @@
       <w:r>
         <w:rPr>
           <w:rFonts w:ascii="Courier New" w:hAnsi="Courier New"/>
-          <w:sz w:val="18"/>
         </w:rPr>
         <w:t>pre-production</w:t>
       </w:r>
@@ -3195,7 +3021,6 @@
       <w:r>
         <w:rPr>
           <w:rFonts w:ascii="Courier New" w:hAnsi="Courier New"/>
-          <w:sz w:val="18"/>
         </w:rPr>
         <w:t>paused</w:t>
       </w:r>
@@ -3205,7 +3030,6 @@
       <w:r>
         <w:rPr>
           <w:rFonts w:ascii="Courier New" w:hAnsi="Courier New"/>
-          <w:sz w:val="18"/>
         </w:rPr>
         <w:t>internal-only</w:t>
       </w:r>
@@ -3215,7 +3039,6 @@
       <w:r>
         <w:rPr>
           <w:rFonts w:ascii="Courier New" w:hAnsi="Courier New"/>
-          <w:sz w:val="18"/>
         </w:rPr>
         <w:t>accepting customers</w:t>
       </w:r>
@@ -3225,7 +3048,6 @@
       <w:r>
         <w:rPr>
           <w:rFonts w:ascii="Courier New" w:hAnsi="Courier New"/>
-          <w:sz w:val="18"/>
         </w:rPr>
         <w:t>ProductGate</w:t>
       </w:r>
@@ -3336,7 +3158,7 @@
     </w:p>
     <w:p>
       <w:pPr>
-        <w:pStyle w:val="Heading2"/>
+        <w:pStyle w:val="Heading3"/>
       </w:pPr>
       <w:r>
         <w:t>Product-control enforcement</w:t>
@@ -3354,7 +3176,6 @@
       <w:r>
         <w:rPr>
           <w:rFonts w:ascii="Courier New" w:hAnsi="Courier New"/>
-          <w:sz w:val="18"/>
         </w:rPr>
         <w:t>GET /v1/products/status</w:t>
       </w:r>
@@ -3366,7 +3187,6 @@
       <w:r>
         <w:rPr>
           <w:rFonts w:ascii="Courier New" w:hAnsi="Courier New"/>
-          <w:sz w:val="18"/>
         </w:rPr>
         <w:t>GET /v1/products/status/:productKey</w:t>
       </w:r>
@@ -3378,7 +3198,6 @@
       <w:r>
         <w:rPr>
           <w:rFonts w:ascii="Courier New" w:hAnsi="Courier New"/>
-          <w:sz w:val="18"/>
         </w:rPr>
         <w:t>ProductGate</w:t>
       </w:r>
@@ -3388,7 +3207,6 @@
       <w:r>
         <w:rPr>
           <w:rFonts w:ascii="Courier New" w:hAnsi="Courier New"/>
-          <w:sz w:val="18"/>
         </w:rPr>
         <w:t>beta</w:t>
       </w:r>
@@ -3398,7 +3216,6 @@
       <w:r>
         <w:rPr>
           <w:rFonts w:ascii="Courier New" w:hAnsi="Courier New"/>
-          <w:sz w:val="18"/>
         </w:rPr>
         <w:t>pre-production</w:t>
       </w:r>
@@ -3408,7 +3225,7 @@
     </w:p>
     <w:p>
       <w:pPr>
-        <w:pStyle w:val="Heading2"/>
+        <w:pStyle w:val="Heading3"/>
       </w:pPr>
       <w:r>
         <w:t>NOWPayments checkout expansion</w:t>
@@ -3429,7 +3246,6 @@
       <w:r>
         <w:rPr>
           <w:rFonts w:ascii="Courier New" w:hAnsi="Courier New"/>
-          <w:sz w:val="18"/>
         </w:rPr>
         <w:t>POST /v1/compliance/nowpayments/create-invoice</w:t>
       </w:r>
@@ -3439,7 +3255,6 @@
       <w:r>
         <w:rPr>
           <w:rFonts w:ascii="Courier New" w:hAnsi="Courier New"/>
-          <w:sz w:val="18"/>
         </w:rPr>
         <w:t>POST /v1/compliance/nowpayments/callback</w:t>
       </w:r>
@@ -3457,7 +3272,6 @@
       <w:r>
         <w:rPr>
           <w:rFonts w:ascii="Courier New" w:hAnsi="Courier New"/>
-          <w:sz w:val="18"/>
         </w:rPr>
         <w:t>POST /v1/verify/nowpayments/create-invoice</w:t>
       </w:r>
@@ -3467,7 +3281,6 @@
       <w:r>
         <w:rPr>
           <w:rFonts w:ascii="Courier New" w:hAnsi="Courier New"/>
-          <w:sz w:val="18"/>
         </w:rPr>
         <w:t>POST /v1/verify/nowpayments/callback</w:t>
       </w:r>
@@ -3485,7 +3298,6 @@
       <w:r>
         <w:rPr>
           <w:rFonts w:ascii="Courier New" w:hAnsi="Courier New"/>
-          <w:sz w:val="18"/>
         </w:rPr>
         <w:t>POST /v1/audit/nowpayments/create-invoice</w:t>
       </w:r>
@@ -3495,7 +3307,6 @@
       <w:r>
         <w:rPr>
           <w:rFonts w:ascii="Courier New" w:hAnsi="Courier New"/>
-          <w:sz w:val="18"/>
         </w:rPr>
         <w:t>POST /v1/audit/nowpayments/callback</w:t>
       </w:r>
@@ -3528,7 +3339,6 @@
       <w:r>
         <w:rPr>
           <w:rFonts w:ascii="Courier New" w:hAnsi="Courier New"/>
-          <w:sz w:val="18"/>
         </w:rPr>
         <w:t>payment_gateway</w:t>
       </w:r>
@@ -3540,7 +3350,6 @@
       <w:r>
         <w:rPr>
           <w:rFonts w:ascii="Courier New" w:hAnsi="Courier New"/>
-          <w:sz w:val="18"/>
         </w:rPr>
         <w:t>gateway_order_id</w:t>
       </w:r>
@@ -3552,7 +3361,6 @@
       <w:r>
         <w:rPr>
           <w:rFonts w:ascii="Courier New" w:hAnsi="Courier New"/>
-          <w:sz w:val="18"/>
         </w:rPr>
         <w:t>payment_status</w:t>
       </w:r>
@@ -3564,7 +3372,6 @@
       <w:r>
         <w:rPr>
           <w:rFonts w:ascii="Courier New" w:hAnsi="Courier New"/>
-          <w:sz w:val="18"/>
         </w:rPr>
         <w:t>nowpaymentsService.js</w:t>
       </w:r>
@@ -3574,7 +3381,7 @@
     </w:p>
     <w:p>
       <w:pPr>
-        <w:pStyle w:val="Heading2"/>
+        <w:pStyle w:val="Heading3"/>
       </w:pPr>
       <w:r>
         <w:t>Branding update</w:t>
@@ -3587,7 +3394,7 @@
     </w:p>
     <w:p>
       <w:pPr>
-        <w:pStyle w:val="Heading2"/>
+        <w:pStyle w:val="Heading3"/>
       </w:pPr>
       <w:r>
         <w:t>Operational requirement</w:t>
@@ -3600,7 +3407,6 @@
       <w:r>
         <w:rPr>
           <w:rFonts w:ascii="Courier New" w:hAnsi="Courier New"/>
-          <w:sz w:val="18"/>
         </w:rPr>
         <w:t>e1c85be98a094ea8777093191039209bc58041db</w:t>
       </w:r>
@@ -3610,7 +3416,7 @@
     </w:p>
     <w:p>
       <w:pPr>
-        <w:pStyle w:val="Heading1"/>
+        <w:pStyle w:val="Heading2"/>
       </w:pPr>
       <w:r>
         <w:t>Risk coverage and org hardening update — 2026-08-09</w:t>
@@ -3618,7 +3424,7 @@
     </w:p>
     <w:p>
       <w:pPr>
-        <w:pStyle w:val="Heading2"/>
+        <w:pStyle w:val="Heading3"/>
       </w:pPr>
       <w:r>
         <w:t>Risk intelligence coverage expansion</w:t>
@@ -3636,7 +3442,6 @@
       <w:r>
         <w:rPr>
           <w:rFonts w:ascii="Courier New" w:hAnsi="Courier New"/>
-          <w:sz w:val="18"/>
         </w:rPr>
         <w:t>publicRiskFeedIngestion.js</w:t>
       </w:r>
@@ -3651,7 +3456,6 @@
       <w:r>
         <w:rPr>
           <w:rFonts w:ascii="Courier New" w:hAnsi="Courier New"/>
-          <w:sz w:val="18"/>
         </w:rPr>
         <w:t>npm run ingest:public-feeds</w:t>
       </w:r>
@@ -3666,7 +3470,6 @@
       <w:r>
         <w:rPr>
           <w:rFonts w:ascii="Courier New" w:hAnsi="Courier New"/>
-          <w:sz w:val="18"/>
         </w:rPr>
         <w:t>.github/workflows/production-risk-ingestion.yml</w:t>
       </w:r>
@@ -3676,7 +3479,6 @@
       <w:r>
         <w:rPr>
           <w:rFonts w:ascii="Courier New" w:hAnsi="Courier New"/>
-          <w:sz w:val="18"/>
         </w:rPr>
         <w:t>public-feeds</w:t>
       </w:r>
@@ -3686,7 +3488,6 @@
       <w:r>
         <w:rPr>
           <w:rFonts w:ascii="Courier New" w:hAnsi="Courier New"/>
-          <w:sz w:val="18"/>
         </w:rPr>
         <w:t>all</w:t>
       </w:r>
@@ -3701,7 +3502,6 @@
       <w:r>
         <w:rPr>
           <w:rFonts w:ascii="Courier New" w:hAnsi="Courier New"/>
-          <w:sz w:val="18"/>
         </w:rPr>
         <w:t>risk_ingestion_runs</w:t>
       </w:r>
@@ -3716,7 +3516,6 @@
       <w:r>
         <w:rPr>
           <w:rFonts w:ascii="Courier New" w:hAnsi="Courier New"/>
-          <w:sz w:val="18"/>
         </w:rPr>
         <w:t>riskCoverageService.js</w:t>
       </w:r>
@@ -3731,7 +3530,6 @@
       <w:r>
         <w:rPr>
           <w:rFonts w:ascii="Courier New" w:hAnsi="Courier New"/>
-          <w:sz w:val="18"/>
         </w:rPr>
         <w:t>GET /v1/risk/coverage</w:t>
       </w:r>
@@ -3746,7 +3544,6 @@
       <w:r>
         <w:rPr>
           <w:rFonts w:ascii="Courier New" w:hAnsi="Courier New"/>
-          <w:sz w:val="18"/>
         </w:rPr>
         <w:t>a48176342ab5bc98445c1c6fa2df35778005ec93</w:t>
       </w:r>
@@ -3777,7 +3574,6 @@
       <w:r>
         <w:rPr>
           <w:rFonts w:ascii="Courier New" w:hAnsi="Courier New"/>
-          <w:sz w:val="18"/>
         </w:rPr>
         <w:t>provider: decaflow-internal</w:t>
       </w:r>
@@ -3787,7 +3583,6 @@
       <w:r>
         <w:rPr>
           <w:rFonts w:ascii="Courier New" w:hAnsi="Courier New"/>
-          <w:sz w:val="18"/>
         </w:rPr>
         <w:t>recommendation: REVIEW</w:t>
       </w:r>
@@ -3802,7 +3597,7 @@
     </w:p>
     <w:p>
       <w:pPr>
-        <w:pStyle w:val="Heading2"/>
+        <w:pStyle w:val="Heading3"/>
       </w:pPr>
       <w:r>
         <w:t>Organization and Agents hardening</w:t>
@@ -3820,7 +3615,6 @@
       <w:r>
         <w:rPr>
           <w:rFonts w:ascii="Courier New" w:hAnsi="Courier New"/>
-          <w:sz w:val="18"/>
         </w:rPr>
         <w:t>GET /v1/orgs/me</w:t>
       </w:r>
@@ -3832,7 +3626,6 @@
       <w:r>
         <w:rPr>
           <w:rFonts w:ascii="Courier New" w:hAnsi="Courier New"/>
-          <w:sz w:val="18"/>
         </w:rPr>
         <w:t>GET /v1/orgs/me/members</w:t>
       </w:r>
@@ -3844,7 +3637,6 @@
       <w:r>
         <w:rPr>
           <w:rFonts w:ascii="Courier New" w:hAnsi="Courier New"/>
-          <w:sz w:val="18"/>
         </w:rPr>
         <w:t>POST /v1/orgs/me/members</w:t>
       </w:r>
@@ -3856,7 +3648,6 @@
       <w:r>
         <w:rPr>
           <w:rFonts w:ascii="Courier New" w:hAnsi="Courier New"/>
-          <w:sz w:val="18"/>
         </w:rPr>
         <w:t>PATCH /v1/orgs/me/members/:membershipId</w:t>
       </w:r>
@@ -3868,7 +3659,6 @@
       <w:r>
         <w:rPr>
           <w:rFonts w:ascii="Courier New" w:hAnsi="Courier New"/>
-          <w:sz w:val="18"/>
         </w:rPr>
         <w:t>GET /v1/orgs/me/api-keys</w:t>
       </w:r>
@@ -3880,7 +3670,6 @@
       <w:r>
         <w:rPr>
           <w:rFonts w:ascii="Courier New" w:hAnsi="Courier New"/>
-          <w:sz w:val="18"/>
         </w:rPr>
         <w:t>POST /v1/orgs/me/api-keys</w:t>
       </w:r>
@@ -3892,7 +3681,6 @@
       <w:r>
         <w:rPr>
           <w:rFonts w:ascii="Courier New" w:hAnsi="Courier New"/>
-          <w:sz w:val="18"/>
         </w:rPr>
         <w:t>PATCH /v1/orgs/me/api-keys/:keyId</w:t>
       </w:r>
@@ -3904,7 +3692,6 @@
       <w:r>
         <w:rPr>
           <w:rFonts w:ascii="Courier New" w:hAnsi="Courier New"/>
-          <w:sz w:val="18"/>
         </w:rPr>
         <w:t>verify:check</w:t>
       </w:r>
@@ -3914,7 +3701,6 @@
       <w:r>
         <w:rPr>
           <w:rFonts w:ascii="Courier New" w:hAnsi="Courier New"/>
-          <w:sz w:val="18"/>
         </w:rPr>
         <w:t>agents:rules</w:t>
       </w:r>
@@ -3924,7 +3710,6 @@
       <w:r>
         <w:rPr>
           <w:rFonts w:ascii="Courier New" w:hAnsi="Courier New"/>
-          <w:sz w:val="18"/>
         </w:rPr>
         <w:t>agents:evaluate</w:t>
       </w:r>
@@ -3934,7 +3719,6 @@
       <w:r>
         <w:rPr>
           <w:rFonts w:ascii="Courier New" w:hAnsi="Courier New"/>
-          <w:sz w:val="18"/>
         </w:rPr>
         <w:t>agents:review</w:t>
       </w:r>
@@ -3970,7 +3754,6 @@
       <w:r>
         <w:rPr>
           <w:rFonts w:ascii="Courier New" w:hAnsi="Courier New"/>
-          <w:sz w:val="18"/>
         </w:rPr>
         <w:t>ALLOW_PUBLIC_AGENT_RULES=true</w:t>
       </w:r>
@@ -3980,7 +3763,7 @@
     </w:p>
     <w:p>
       <w:pPr>
-        <w:pStyle w:val="Heading2"/>
+        <w:pStyle w:val="Heading3"/>
       </w:pPr>
       <w:r>
         <w:t>Current production readiness interpretation</w:t>
@@ -3993,7 +3776,6 @@
       <w:r>
         <w:rPr>
           <w:rFonts w:ascii="Courier New" w:hAnsi="Courier New"/>
-          <w:sz w:val="18"/>
         </w:rPr>
         <w:t>e1c85be98a094ea8777093191039209bc58041db</w:t>
       </w:r>
@@ -4003,12 +3785,9 @@
     </w:p>
     <w:p>
       <w:pPr>
-        <w:ind w:left="360"/>
-      </w:pPr>
-      <w:r>
-        <w:rPr>
-          <w:i/>
-        </w:rPr>
+        <w:pStyle w:val="Quote"/>
+      </w:pPr>
+      <w:r>
         <w:t>DecaFlow operates an internal risk engine with sanctions, public scam/phishing feeds, curated labels, graph ingestion, case feedback, calibration, and coverage reporting.</w:t>
       </w:r>
     </w:p>
@@ -4019,12 +3798,9 @@
     </w:p>
     <w:p>
       <w:pPr>
-        <w:ind w:left="360"/>
-      </w:pPr>
-      <w:r>
-        <w:rPr>
-          <w:i/>
-        </w:rPr>
+        <w:pStyle w:val="Quote"/>
+      </w:pPr>
+      <w:r>
         <w:t>DecaFlow has already achieved fully comprehensive Chainalysis/TRM-equivalent coverage.</w:t>
       </w:r>
     </w:p>
@@ -4035,7 +3811,7 @@
     </w:p>
     <w:p>
       <w:pPr>
-        <w:pStyle w:val="Heading1"/>
+        <w:pStyle w:val="Heading2"/>
       </w:pPr>
       <w:r>
         <w:t>DecaFlow Institutional compliance suite — 2026-08-09</w:t>
@@ -4062,7 +3838,6 @@
       <w:r>
         <w:rPr>
           <w:rFonts w:ascii="Courier New" w:hAnsi="Courier New"/>
-          <w:sz w:val="18"/>
         </w:rPr>
         <w:t>institutional_identity_attestations</w:t>
       </w:r>
@@ -4072,7 +3847,6 @@
       <w:r>
         <w:rPr>
           <w:rFonts w:ascii="Courier New" w:hAnsi="Courier New"/>
-          <w:sz w:val="18"/>
         </w:rPr>
         <w:t>IdentityRegistry.setIdentity</w:t>
       </w:r>
@@ -4082,7 +3856,6 @@
       <w:r>
         <w:rPr>
           <w:rFonts w:ascii="Courier New" w:hAnsi="Courier New"/>
-          <w:sz w:val="18"/>
         </w:rPr>
         <w:t>ZKIdentityGate.sol</w:t>
       </w:r>
@@ -4106,7 +3879,6 @@
       <w:r>
         <w:rPr>
           <w:rFonts w:ascii="Courier New" w:hAnsi="Courier New"/>
-          <w:sz w:val="18"/>
         </w:rPr>
         <w:t>POST /v1/institutional/compliance/check-investor</w:t>
       </w:r>
@@ -4116,7 +3888,6 @@
       <w:r>
         <w:rPr>
           <w:rFonts w:ascii="Courier New" w:hAnsi="Courier New"/>
-          <w:sz w:val="18"/>
         </w:rPr>
         <w:t>institutional_investor_checks</w:t>
       </w:r>
@@ -4140,7 +3911,6 @@
       <w:r>
         <w:rPr>
           <w:rFonts w:ascii="Courier New" w:hAnsi="Courier New"/>
-          <w:sz w:val="18"/>
         </w:rPr>
         <w:t>GET /v1/institutional/templates</w:t>
       </w:r>
@@ -4150,7 +3920,6 @@
       <w:r>
         <w:rPr>
           <w:rFonts w:ascii="Courier New" w:hAnsi="Courier New"/>
-          <w:sz w:val="18"/>
         </w:rPr>
         <w:t>institutional_contract_templates</w:t>
       </w:r>
@@ -4165,7 +3934,6 @@
       <w:r>
         <w:rPr>
           <w:rFonts w:ascii="Courier New" w:hAnsi="Courier New"/>
-          <w:sz w:val="18"/>
         </w:rPr>
         <w:t>institutional:attest</w:t>
       </w:r>
@@ -4175,7 +3943,6 @@
       <w:r>
         <w:rPr>
           <w:rFonts w:ascii="Courier New" w:hAnsi="Courier New"/>
-          <w:sz w:val="18"/>
         </w:rPr>
         <w:t>institutional:check</w:t>
       </w:r>
@@ -4185,7 +3952,6 @@
       <w:r>
         <w:rPr>
           <w:rFonts w:ascii="Courier New" w:hAnsi="Courier New"/>
-          <w:sz w:val="18"/>
         </w:rPr>
         <w:t>institutional:admin</w:t>
       </w:r>
@@ -4200,7 +3966,6 @@
       <w:r>
         <w:rPr>
           <w:rFonts w:ascii="Courier New" w:hAnsi="Courier New"/>
-          <w:sz w:val="18"/>
         </w:rPr>
         <w:t>POST /v1/institutional/identity/attestations</w:t>
       </w:r>
@@ -4215,7 +3980,6 @@
       <w:r>
         <w:rPr>
           <w:rFonts w:ascii="Courier New" w:hAnsi="Courier New"/>
-          <w:sz w:val="18"/>
         </w:rPr>
         <w:t>GET /v1/institutional/identity/attestations/:chain/:wallet</w:t>
       </w:r>
@@ -4230,7 +3994,6 @@
       <w:r>
         <w:rPr>
           <w:rFonts w:ascii="Courier New" w:hAnsi="Courier New"/>
-          <w:sz w:val="18"/>
         </w:rPr>
         <w:t>DELETE /v1/institutional/identity/attestations/:chain/:wallet</w:t>
       </w:r>
@@ -4245,7 +4008,6 @@
       <w:r>
         <w:rPr>
           <w:rFonts w:ascii="Courier New" w:hAnsi="Courier New"/>
-          <w:sz w:val="18"/>
         </w:rPr>
         <w:t>POST /v1/institutional/compliance/check-investor</w:t>
       </w:r>
@@ -4260,7 +4022,6 @@
       <w:r>
         <w:rPr>
           <w:rFonts w:ascii="Courier New" w:hAnsi="Courier New"/>
-          <w:sz w:val="18"/>
         </w:rPr>
         <w:t>POST /v1/institutional/identity/evidence-hash</w:t>
       </w:r>
@@ -4275,7 +4036,6 @@
       <w:r>
         <w:rPr>
           <w:rFonts w:ascii="Courier New" w:hAnsi="Courier New"/>
-          <w:sz w:val="18"/>
         </w:rPr>
         <w:t>GET /v1/institutional/templates</w:t>
       </w:r>
@@ -4290,7 +4050,7 @@
     </w:p>
     <w:p>
       <w:pPr>
-        <w:pStyle w:val="Heading1"/>
+        <w:pStyle w:val="Heading2"/>
       </w:pPr>
       <w:r>
         <w:t>Product manuals and operator runbooks — 2026-08-09</w:t>
@@ -4298,7 +4058,7 @@
     </w:p>
     <w:p>
       <w:pPr>
-        <w:pStyle w:val="Heading2"/>
+        <w:pStyle w:val="Heading3"/>
       </w:pPr>
       <w:r>
         <w:t>Product renaming note</w:t>
@@ -4320,7 +4080,6 @@
       <w:r>
         <w:rPr>
           <w:rFonts w:ascii="Courier New" w:hAnsi="Courier New"/>
-          <w:sz w:val="18"/>
         </w:rPr>
         <w:t>/agents</w:t>
       </w:r>
@@ -4330,7 +4089,6 @@
       <w:r>
         <w:rPr>
           <w:rFonts w:ascii="Courier New" w:hAnsi="Courier New"/>
-          <w:sz w:val="18"/>
         </w:rPr>
         <w:t>/v1/agents/*</w:t>
       </w:r>
@@ -4340,7 +4098,7 @@
     </w:p>
     <w:p>
       <w:pPr>
-        <w:pStyle w:val="Heading2"/>
+        <w:pStyle w:val="Heading3"/>
       </w:pPr>
       <w:r>
         <w:t>Customer portal</w:t>
@@ -4353,7 +4111,6 @@
       <w:r>
         <w:rPr>
           <w:rFonts w:ascii="Courier New" w:hAnsi="Courier New"/>
-          <w:sz w:val="18"/>
         </w:rPr>
         <w:t>/login</w:t>
       </w:r>
@@ -4363,17 +4120,15 @@
       <w:r>
         <w:rPr>
           <w:rFonts w:ascii="Courier New" w:hAnsi="Courier New"/>
-          <w:sz w:val="18"/>
         </w:rPr>
         <w:t>/account</w:t>
       </w:r>
       <w:r>
-        <w:t xml:space="preserve"> shows their organization, team members, and self-service API keys (create/revoke), plus links to every product. Sessions last 30 days. Backend: </w:t>
+        <w:t xml:space="preserve"> shows their organization, team members, self-service API keys (create/revoke), and product dashboards for every paid product. This is now an interactive product surface, not a static table page. Sessions last 30 days. Backend: </w:t>
       </w:r>
       <w:r>
         <w:rPr>
           <w:rFonts w:ascii="Courier New" w:hAnsi="Courier New"/>
-          <w:sz w:val="18"/>
         </w:rPr>
         <w:t>/v1/org-auth/magic-link/request</w:t>
       </w:r>
@@ -4383,7 +4138,6 @@
       <w:r>
         <w:rPr>
           <w:rFonts w:ascii="Courier New" w:hAnsi="Courier New"/>
-          <w:sz w:val="18"/>
         </w:rPr>
         <w:t>/v1/org-auth/magic-link/verify</w:t>
       </w:r>
@@ -4393,17 +4147,132 @@
       <w:r>
         <w:rPr>
           <w:rFonts w:ascii="Courier New" w:hAnsi="Courier New"/>
-          <w:sz w:val="18"/>
         </w:rPr>
         <w:t>/v1/orgs/me*</w:t>
       </w:r>
       <w:r>
+        <w:t xml:space="preserve">, </w:t>
+      </w:r>
+      <w:r>
+        <w:rPr>
+          <w:rFonts w:ascii="Courier New" w:hAnsi="Courier New"/>
+        </w:rPr>
+        <w:t>/v1/orgs/me/product-actions/*</w:t>
+      </w:r>
+      <w:r>
         <w:t>.</w:t>
       </w:r>
     </w:p>
     <w:p>
-      <w:pPr>
-        <w:pStyle w:val="Heading2"/>
+      <w:r>
+        <w:t xml:space="preserve">The </w:t>
+      </w:r>
+      <w:r>
+        <w:rPr>
+          <w:rFonts w:ascii="Courier New" w:hAnsi="Courier New"/>
+        </w:rPr>
+        <w:t>/account</w:t>
+      </w:r>
+      <w:r>
+        <w:t xml:space="preserve"> product dashboards currently support these customer actions:</w:t>
+      </w:r>
+    </w:p>
+    <w:p>
+      <w:pPr>
+        <w:pStyle w:val="ListBullet"/>
+      </w:pPr>
+      <w:r>
+        <w:rPr>
+          <w:b/>
+        </w:rPr>
+        <w:t>Verify API:</w:t>
+      </w:r>
+      <w:r>
+        <w:t xml:space="preserve"> customers can run a live wallet screening from the dashboard. The form calls the DecaFlow internal risk engine, shows score, level, recommendation, flags, sanctions/exposure evidence, and writes the result into the customer's screening history.</w:t>
+      </w:r>
+    </w:p>
+    <w:p>
+      <w:pPr>
+        <w:pStyle w:val="ListBullet"/>
+      </w:pPr>
+      <w:r>
+        <w:rPr>
+          <w:b/>
+        </w:rPr>
+        <w:t>Shield:</w:t>
+      </w:r>
+      <w:r>
+        <w:t xml:space="preserve"> customers can add a watched contract from the dashboard by entering chain, address, and label. The contract then joins the Shield monitoring/scanner cycle, and alerts/incidents for the customer's own contracts appear below it.</w:t>
+      </w:r>
+    </w:p>
+    <w:p>
+      <w:pPr>
+        <w:pStyle w:val="ListBullet"/>
+      </w:pPr>
+      <w:r>
+        <w:rPr>
+          <w:b/>
+        </w:rPr>
+        <w:t>Autopilot:</w:t>
+      </w:r>
+      <w:r>
+        <w:t xml:space="preserve"> customers can create rules in the dashboard and approve or reject review-queue items. Decisions are recorded with the logged-in customer email so the automation audit trail has a named human.</w:t>
+      </w:r>
+    </w:p>
+    <w:p>
+      <w:pPr>
+        <w:pStyle w:val="ListBullet"/>
+      </w:pPr>
+      <w:r>
+        <w:rPr>
+          <w:b/>
+        </w:rPr>
+        <w:t>Institutional/RWA:</w:t>
+      </w:r>
+      <w:r>
+        <w:t xml:space="preserve"> issuer customers can record identity attestations and run investor eligibility checks from the dashboard. The result shows approve/review/reject, risk score, and reasons before a mint/transfer workflow proceeds.</w:t>
+      </w:r>
+    </w:p>
+    <w:p>
+      <w:pPr>
+        <w:pStyle w:val="ListBullet"/>
+      </w:pPr>
+      <w:r>
+        <w:rPr>
+          <w:b/>
+        </w:rPr>
+        <w:t>Compliance and Audit:</w:t>
+      </w:r>
+      <w:r>
+        <w:t xml:space="preserve"> customers see their paid engagement status and plan history, while operator follow-up still happens through Compliance Ops/Audit delivery.</w:t>
+      </w:r>
+    </w:p>
+    <w:p>
+      <w:r>
+        <w:t xml:space="preserve">Founder test accounts created after commit </w:t>
+      </w:r>
+      <w:r>
+        <w:rPr>
+          <w:rFonts w:ascii="Courier New" w:hAnsi="Courier New"/>
+        </w:rPr>
+        <w:t>1bb42021705cbfd25b34eeaf6dd2c1cf40862c7d</w:t>
+      </w:r>
+      <w:r>
+        <w:t xml:space="preserve"> are seeded at creation with realistic preview data: a Shield watched contract, Autopilot rules and pending review items, Verify screenings, and Institutional attestation/check records. This seeding is only for founder-created </w:t>
+      </w:r>
+      <w:r>
+        <w:rPr>
+          <w:rFonts w:ascii="Courier New" w:hAnsi="Courier New"/>
+        </w:rPr>
+        <w:t>founder-test</w:t>
+      </w:r>
+      <w:r>
+        <w:t xml:space="preserve"> accounts so the founder can preview the paid customer experience without taking a live payment. Existing test accounts created before that commit stay sparse unless they are recreated or populated through the new interactive dashboard forms.</w:t>
+      </w:r>
+    </w:p>
+    <w:p>
+      <w:pPr>
+        <w:pStyle w:val="Heading3"/>
       </w:pPr>
       <w:r>
         <w:t>Per-product step-by-step and operator runbook</w:t>
@@ -4422,12 +4291,11 @@
     </w:p>
     <w:p>
       <w:r>
-        <w:t xml:space="preserve">Customer flow: 1) buy/receive a plan (NOWPayments checkout or founder-issued), 2) get an org or Verify API key, 3) call </w:t>
+        <w:t xml:space="preserve">Customer flow: 1) buy/receive a plan (NOWPayments checkout or founder-issued), 2) get an org or Verify API key, 3) either call </w:t>
       </w:r>
       <w:r>
         <w:rPr>
           <w:rFonts w:ascii="Courier New" w:hAnsi="Courier New"/>
-          <w:sz w:val="18"/>
         </w:rPr>
         <w:t>POST /v1/verify/check</w:t>
       </w:r>
@@ -4437,7 +4305,6 @@
       <w:r>
         <w:rPr>
           <w:rFonts w:ascii="Courier New" w:hAnsi="Courier New"/>
-          <w:sz w:val="18"/>
         </w:rPr>
         <w:t>x-api-key</w:t>
       </w:r>
@@ -4447,22 +4314,29 @@
       <w:r>
         <w:rPr>
           <w:rFonts w:ascii="Courier New" w:hAnsi="Courier New"/>
-          <w:sz w:val="18"/>
         </w:rPr>
         <w:t>{address, chain}</w:t>
       </w:r>
       <w:r>
-        <w:t xml:space="preserve">, 4) receive score/level/recommendation/flags/exposures, 5) every check is recorded in </w:t>
+        <w:t xml:space="preserve"> or use the </w:t>
       </w:r>
       <w:r>
         <w:rPr>
           <w:rFonts w:ascii="Courier New" w:hAnsi="Courier New"/>
-          <w:sz w:val="18"/>
+        </w:rPr>
+        <w:t>/account</w:t>
+      </w:r>
+      <w:r>
+        <w:t xml:space="preserve"> Verify dashboard form, 4) receive score/level/recommendation/flags/exposures, 5) every check is recorded in </w:t>
+      </w:r>
+      <w:r>
+        <w:rPr>
+          <w:rFonts w:ascii="Courier New" w:hAnsi="Courier New"/>
         </w:rPr>
         <w:t>risk_screenings</w:t>
       </w:r>
       <w:r>
-        <w:t>.</w:t>
+        <w:t xml:space="preserve"> and appears in the dashboard history.</w:t>
       </w:r>
     </w:p>
     <w:p>
@@ -4472,7 +4346,6 @@
       <w:r>
         <w:rPr>
           <w:rFonts w:ascii="Courier New" w:hAnsi="Courier New"/>
-          <w:sz w:val="18"/>
         </w:rPr>
         <w:t>GET /v1/risk/coverage</w:t>
       </w:r>
@@ -4482,7 +4355,6 @@
       <w:r>
         <w:rPr>
           <w:rFonts w:ascii="Courier New" w:hAnsi="Courier New"/>
-          <w:sz w:val="18"/>
         </w:rPr>
         <w:t>POST /v1/risk/labels</w:t>
       </w:r>
@@ -4492,7 +4364,6 @@
       <w:r>
         <w:rPr>
           <w:rFonts w:ascii="Courier New" w:hAnsi="Courier New"/>
-          <w:sz w:val="18"/>
         </w:rPr>
         <w:t>POST /v1/risk/case-reviews</w:t>
       </w:r>
@@ -4502,7 +4373,6 @@
       <w:r>
         <w:rPr>
           <w:rFonts w:ascii="Courier New" w:hAnsi="Courier New"/>
-          <w:sz w:val="18"/>
         </w:rPr>
         <w:t>riskCalibrationCases.json</w:t>
       </w:r>
@@ -4533,7 +4403,6 @@
       <w:r>
         <w:rPr>
           <w:rFonts w:ascii="Courier New" w:hAnsi="Courier New"/>
-          <w:sz w:val="18"/>
         </w:rPr>
         <w:t>compliance_enquiries</w:t>
       </w:r>
@@ -4559,22 +4428,29 @@
       <w:r>
         <w:rPr>
           <w:rFonts w:ascii="Courier New" w:hAnsi="Courier New"/>
-          <w:sz w:val="18"/>
         </w:rPr>
         <w:t>shield_contracts</w:t>
       </w:r>
       <w:r>
-        <w:t xml:space="preserve"> and uploads ABIs via </w:t>
+        <w:t xml:space="preserve"> or the customer adds a contract directly from </w:t>
       </w:r>
       <w:r>
         <w:rPr>
           <w:rFonts w:ascii="Courier New" w:hAnsi="Courier New"/>
-          <w:sz w:val="18"/>
+        </w:rPr>
+        <w:t>/account</w:t>
+      </w:r>
+      <w:r>
+        <w:t xml:space="preserve">, 4) DecaFlow uploads ABIs via </w:t>
+      </w:r>
+      <w:r>
+        <w:rPr>
+          <w:rFonts w:ascii="Courier New" w:hAnsi="Courier New"/>
         </w:rPr>
         <w:t>POST /v1/shield/contracts/:chain/:address/abi</w:t>
       </w:r>
       <w:r>
-        <w:t>, 4) scanning runs every 15 minutes.</w:t>
+        <w:t xml:space="preserve"> where needed, 5) scanning runs every 15 minutes and dashboard alerts/incidents show only that customer's contracts.</w:t>
       </w:r>
     </w:p>
     <w:p>
@@ -4584,7 +4460,6 @@
       <w:r>
         <w:rPr>
           <w:rFonts w:ascii="Courier New" w:hAnsi="Courier New"/>
-          <w:sz w:val="18"/>
         </w:rPr>
         <w:t>GET /v1/shield/alerts</w:t>
       </w:r>
@@ -4594,7 +4469,6 @@
       <w:r>
         <w:rPr>
           <w:rFonts w:ascii="Courier New" w:hAnsi="Courier New"/>
-          <w:sz w:val="18"/>
         </w:rPr>
         <w:t>GET /v1/shield/vulnerability-findings</w:t>
       </w:r>
@@ -4604,7 +4478,6 @@
       <w:r>
         <w:rPr>
           <w:rFonts w:ascii="Courier New" w:hAnsi="Courier New"/>
-          <w:sz w:val="18"/>
         </w:rPr>
         <w:t>POST /v1/shield/anomaly-thresholds</w:t>
       </w:r>
@@ -4625,17 +4498,25 @@
     </w:p>
     <w:p>
       <w:r>
-        <w:t>Customer flow: 1) checkout, 2) org account + scoped API key issued, 3) define rules (</w:t>
+        <w:t xml:space="preserve">Customer flow: 1) checkout, 2) org account + scoped API key issued, 3) define rules through </w:t>
       </w:r>
       <w:r>
         <w:rPr>
           <w:rFonts w:ascii="Courier New" w:hAnsi="Courier New"/>
-          <w:sz w:val="18"/>
         </w:rPr>
         <w:t>POST /v1/agents/rules</w:t>
       </w:r>
       <w:r>
-        <w:t>), 4) evaluations route flagged wallets into the review queue, 5) named humans decide; after ≥5 consistent decisions at ≥90%, Autopilot suggests automation the customer must explicitly enable.</w:t>
+        <w:t xml:space="preserve"> or the </w:t>
+      </w:r>
+      <w:r>
+        <w:rPr>
+          <w:rFonts w:ascii="Courier New" w:hAnsi="Courier New"/>
+        </w:rPr>
+        <w:t>/account</w:t>
+      </w:r>
+      <w:r>
+        <w:t xml:space="preserve"> Autopilot dashboard, 4) evaluations route flagged wallets into the review queue, 5) named humans approve/reject queue items in the dashboard or API; after ≥5 consistent decisions at ≥90%, Autopilot suggests automation the customer must explicitly enable.</w:t>
       </w:r>
     </w:p>
     <w:p>
@@ -4661,7 +4542,6 @@
       <w:r>
         <w:rPr>
           <w:rFonts w:ascii="Courier New" w:hAnsi="Courier New"/>
-          <w:sz w:val="18"/>
         </w:rPr>
         <w:t>institutional:attest</w:t>
       </w:r>
@@ -4671,37 +4551,42 @@
       <w:r>
         <w:rPr>
           <w:rFonts w:ascii="Courier New" w:hAnsi="Courier New"/>
-          <w:sz w:val="18"/>
         </w:rPr>
         <w:t>institutional:check</w:t>
       </w:r>
       <w:r>
-        <w:t xml:space="preserve"> scopes, 3) issuer records ZK-KYC attestations (</w:t>
+        <w:t xml:space="preserve"> scopes, 3) issuer records ZK-KYC attestations through </w:t>
       </w:r>
       <w:r>
         <w:rPr>
           <w:rFonts w:ascii="Courier New" w:hAnsi="Courier New"/>
-          <w:sz w:val="18"/>
         </w:rPr>
         <w:t>POST /v1/institutional/identity/attestations</w:t>
       </w:r>
       <w:r>
-        <w:t>), 4) issuer runs investor checks before mint/transfer (</w:t>
+        <w:t xml:space="preserve"> or the </w:t>
       </w:r>
       <w:r>
         <w:rPr>
           <w:rFonts w:ascii="Courier New" w:hAnsi="Courier New"/>
-          <w:sz w:val="18"/>
+        </w:rPr>
+        <w:t>/account</w:t>
+      </w:r>
+      <w:r>
+        <w:t xml:space="preserve"> Institutional dashboard, 4) issuer runs investor checks before mint/transfer through </w:t>
+      </w:r>
+      <w:r>
+        <w:rPr>
+          <w:rFonts w:ascii="Courier New" w:hAnsi="Courier New"/>
         </w:rPr>
         <w:t>POST /v1/institutional/compliance/check-investor</w:t>
       </w:r>
       <w:r>
-        <w:t xml:space="preserve">), 5) issuer deploys the pre-audited templates (catalog at </w:t>
+        <w:t xml:space="preserve"> or the dashboard, 5) issuer deploys the pre-audited templates (catalog at </w:t>
       </w:r>
       <w:r>
         <w:rPr>
           <w:rFonts w:ascii="Courier New" w:hAnsi="Courier New"/>
-          <w:sz w:val="18"/>
         </w:rPr>
         <w:t>GET /v1/institutional/templates</w:t>
       </w:r>
@@ -4716,7 +4601,6 @@
       <w:r>
         <w:rPr>
           <w:rFonts w:ascii="Courier New" w:hAnsi="Courier New"/>
-          <w:sz w:val="18"/>
         </w:rPr>
         <w:t>APPROVED_IDENTITY_REGISTRIES</w:t>
       </w:r>
@@ -4747,7 +4631,6 @@
       <w:r>
         <w:rPr>
           <w:rFonts w:ascii="Courier New" w:hAnsi="Courier New"/>
-          <w:sz w:val="18"/>
         </w:rPr>
         <w:t>audit_enquiries</w:t>
       </w:r>
@@ -4757,7 +4640,6 @@
       <w:r>
         <w:rPr>
           <w:rFonts w:ascii="Courier New" w:hAnsi="Courier New"/>
-          <w:sz w:val="18"/>
         </w:rPr>
         <w:t>paid_ready_to_scope</w:t>
       </w:r>
@@ -4767,7 +4649,7 @@
     </w:p>
     <w:sectPr>
       <w:pgSz w:w="12240" w:h="15840"/>
-      <w:pgMar w:top="1008" w:right="1080" w:bottom="1008" w:left="1080" w:header="720" w:footer="720" w:gutter="0"/>
+      <w:pgMar w:top="1440" w:right="1800" w:bottom="1440" w:left="1800" w:header="720" w:footer="720" w:gutter="0"/>
       <w:cols w:space="720"/>
       <w:docGrid w:linePitch="360"/>
     </w:sectPr>
@@ -5138,10 +5020,6 @@
     <w:name w:val="Normal"/>
     <w:qFormat/>
     <w:rsid w:val="00FC693F"/>
-    <w:rPr>
-      <w:rFonts w:ascii="Aptos" w:hAnsi="Aptos"/>
-      <w:sz w:val="21"/>
-    </w:rPr>
   </w:style>
   <w:style w:type="paragraph" w:styleId="Header">
     <w:name w:val="header"/>
@@ -5202,11 +5080,11 @@
       <w:outlineLvl w:val="0"/>
     </w:pPr>
     <w:rPr>
-      <w:rFonts w:asciiTheme="majorHAnsi" w:eastAsiaTheme="majorEastAsia" w:hAnsiTheme="majorHAnsi" w:cstheme="majorBidi" w:ascii="Aptos Display" w:hAnsi="Aptos Display"/>
+      <w:rFonts w:asciiTheme="majorHAnsi" w:eastAsiaTheme="majorEastAsia" w:hAnsiTheme="majorHAnsi" w:cstheme="majorBidi"/>
       <w:b/>
       <w:bCs/>
       <w:color w:val="365F91" w:themeColor="accent1" w:themeShade="BF"/>
-      <w:sz w:val="32"/>
+      <w:sz w:val="28"/>
       <w:szCs w:val="28"/>
     </w:rPr>
   </w:style>
@@ -5226,7 +5104,7 @@
       <w:outlineLvl w:val="1"/>
     </w:pPr>
     <w:rPr>
-      <w:rFonts w:asciiTheme="majorHAnsi" w:eastAsiaTheme="majorEastAsia" w:hAnsiTheme="majorHAnsi" w:cstheme="majorBidi" w:ascii="Aptos Display" w:hAnsi="Aptos Display"/>
+      <w:rFonts w:asciiTheme="majorHAnsi" w:eastAsiaTheme="majorEastAsia" w:hAnsiTheme="majorHAnsi" w:cstheme="majorBidi"/>
       <w:b/>
       <w:bCs/>
       <w:color w:val="4F81BD" w:themeColor="accent1"/>
@@ -5250,11 +5128,10 @@
       <w:outlineLvl w:val="2"/>
     </w:pPr>
     <w:rPr>
-      <w:rFonts w:asciiTheme="majorHAnsi" w:eastAsiaTheme="majorEastAsia" w:hAnsiTheme="majorHAnsi" w:cstheme="majorBidi" w:ascii="Aptos Display" w:hAnsi="Aptos Display"/>
+      <w:rFonts w:asciiTheme="majorHAnsi" w:eastAsiaTheme="majorEastAsia" w:hAnsiTheme="majorHAnsi" w:cstheme="majorBidi"/>
       <w:b/>
       <w:bCs/>
       <w:color w:val="4F81BD" w:themeColor="accent1"/>
-      <w:sz w:val="23"/>
     </w:rPr>
   </w:style>
   <w:style w:type="paragraph" w:styleId="Heading4">
@@ -5492,11 +5369,11 @@
       <w:contextualSpacing/>
     </w:pPr>
     <w:rPr>
-      <w:rFonts w:asciiTheme="majorHAnsi" w:eastAsiaTheme="majorEastAsia" w:hAnsiTheme="majorHAnsi" w:cstheme="majorBidi" w:ascii="Aptos Display" w:hAnsi="Aptos Display"/>
+      <w:rFonts w:asciiTheme="majorHAnsi" w:eastAsiaTheme="majorEastAsia" w:hAnsiTheme="majorHAnsi" w:cstheme="majorBidi"/>
       <w:color w:val="17365D" w:themeColor="text2" w:themeShade="BF"/>
       <w:spacing w:val="5"/>
       <w:kern w:val="28"/>
-      <w:sz w:val="40"/>
+      <w:sz w:val="52"/>
       <w:szCs w:val="52"/>
     </w:rPr>
   </w:style>
@@ -16825,6 +16702,13 @@
         <w:shd w:val="clear" w:color="auto" w:fill="FBCAA2" w:themeFill="accent6" w:themeFillTint="7F"/>
       </w:tcPr>
     </w:tblStylePr>
+  </w:style>
+  <w:style w:type="paragraph" w:customStyle="1" w:styleId="CodeBlock">
+    <w:name w:val="CodeBlock"/>
+    <w:rPr>
+      <w:rFonts w:ascii="Courier New" w:hAnsi="Courier New"/>
+      <w:sz w:val="18"/>
+    </w:rPr>
   </w:style>
 </w:styles>
 </file>
